--- a/Connecto_Business_Requirements.docx
+++ b/Connecto_Business_Requirements.docx
@@ -12,7 +12,7 @@
     </w:p>
     <w:p>
       <w:r>
-        <w:t>Version 1.0  |  1 October 2026</w:t>
+        <w:t>Version 2.0  |  1 October 2026</w:t>
       </w:r>
     </w:p>
     <w:p>
@@ -41,9 +41,9 @@
         <w:tblLook w:firstColumn="1" w:firstRow="1" w:lastColumn="0" w:lastRow="0" w:noHBand="0" w:noVBand="1" w:val="04A0"/>
       </w:tblPr>
       <w:tblGrid>
-        <w:gridCol w:w="936"/>
-        <w:gridCol w:w="1440"/>
-        <w:gridCol w:w="7373"/>
+        <w:gridCol w:w="1800"/>
+        <w:gridCol w:w="4392"/>
+        <w:gridCol w:w="3557"/>
       </w:tblGrid>
       <w:tr>
         <w:trPr>
@@ -51,20 +51,20 @@
         </w:trPr>
         <w:tc>
           <w:tcPr>
-            <w:tcW w:type="dxa" w:w="936"/>
+            <w:tcW w:type="dxa" w:w="1800"/>
             <w:vAlign w:val="center"/>
-            <w:shd w:fill="DCE6EF"/>
             <w:tcBorders>
               <w:top w:val="single" w:sz="4" w:color="D9D9D9"/>
               <w:left w:val="single" w:sz="4" w:color="D9D9D9"/>
               <w:bottom w:val="single" w:sz="4" w:color="D9D9D9"/>
               <w:right w:val="single" w:sz="4" w:color="D9D9D9"/>
             </w:tcBorders>
+            <w:shd w:fill="DCE6EF"/>
             <w:tcMar>
-              <w:top w:w="100" w:type="dxa"/>
-              <w:left w:w="100" w:type="dxa"/>
-              <w:bottom w:w="100" w:type="dxa"/>
-              <w:right w:w="100" w:type="dxa"/>
+              <w:top w:w="95" w:type="dxa"/>
+              <w:left w:w="95" w:type="dxa"/>
+              <w:bottom w:w="95" w:type="dxa"/>
+              <w:right w:w="95" w:type="dxa"/>
             </w:tcMar>
           </w:tcPr>
           <w:p>
@@ -82,20 +82,20 @@
         </w:tc>
         <w:tc>
           <w:tcPr>
-            <w:tcW w:type="dxa" w:w="1440"/>
+            <w:tcW w:type="dxa" w:w="4392"/>
             <w:vAlign w:val="center"/>
-            <w:shd w:fill="DCE6EF"/>
             <w:tcBorders>
               <w:top w:val="single" w:sz="4" w:color="D9D9D9"/>
               <w:left w:val="single" w:sz="4" w:color="D9D9D9"/>
               <w:bottom w:val="single" w:sz="4" w:color="D9D9D9"/>
               <w:right w:val="single" w:sz="4" w:color="D9D9D9"/>
             </w:tcBorders>
+            <w:shd w:fill="DCE6EF"/>
             <w:tcMar>
-              <w:top w:w="100" w:type="dxa"/>
-              <w:left w:w="100" w:type="dxa"/>
-              <w:bottom w:w="100" w:type="dxa"/>
-              <w:right w:w="100" w:type="dxa"/>
+              <w:top w:w="95" w:type="dxa"/>
+              <w:left w:w="95" w:type="dxa"/>
+              <w:bottom w:w="95" w:type="dxa"/>
+              <w:right w:w="95" w:type="dxa"/>
             </w:tcMar>
           </w:tcPr>
           <w:p>
@@ -113,20 +113,20 @@
         </w:tc>
         <w:tc>
           <w:tcPr>
-            <w:tcW w:type="dxa" w:w="7373"/>
+            <w:tcW w:type="dxa" w:w="3557"/>
             <w:vAlign w:val="center"/>
-            <w:shd w:fill="DCE6EF"/>
             <w:tcBorders>
               <w:top w:val="single" w:sz="4" w:color="D9D9D9"/>
               <w:left w:val="single" w:sz="4" w:color="D9D9D9"/>
               <w:bottom w:val="single" w:sz="4" w:color="D9D9D9"/>
               <w:right w:val="single" w:sz="4" w:color="D9D9D9"/>
             </w:tcBorders>
+            <w:shd w:fill="DCE6EF"/>
             <w:tcMar>
-              <w:top w:w="100" w:type="dxa"/>
-              <w:left w:w="100" w:type="dxa"/>
-              <w:bottom w:w="100" w:type="dxa"/>
-              <w:right w:w="100" w:type="dxa"/>
+              <w:top w:w="95" w:type="dxa"/>
+              <w:left w:w="95" w:type="dxa"/>
+              <w:bottom w:w="95" w:type="dxa"/>
+              <w:right w:w="95" w:type="dxa"/>
             </w:tcMar>
           </w:tcPr>
           <w:p>
@@ -146,20 +146,20 @@
       <w:tr>
         <w:tc>
           <w:tcPr>
-            <w:tcW w:type="dxa" w:w="936"/>
+            <w:tcW w:type="dxa" w:w="1800"/>
             <w:vAlign w:val="center"/>
-            <w:shd w:fill="FFFFFF"/>
             <w:tcBorders>
               <w:top w:val="single" w:sz="4" w:color="D9D9D9"/>
               <w:left w:val="single" w:sz="4" w:color="D9D9D9"/>
               <w:bottom w:val="single" w:sz="4" w:color="D9D9D9"/>
               <w:right w:val="single" w:sz="4" w:color="D9D9D9"/>
             </w:tcBorders>
+            <w:shd w:fill="FFFFFF"/>
             <w:tcMar>
-              <w:top w:w="100" w:type="dxa"/>
-              <w:left w:w="100" w:type="dxa"/>
-              <w:bottom w:w="100" w:type="dxa"/>
-              <w:right w:w="100" w:type="dxa"/>
+              <w:top w:w="95" w:type="dxa"/>
+              <w:left w:w="95" w:type="dxa"/>
+              <w:bottom w:w="95" w:type="dxa"/>
+              <w:right w:w="95" w:type="dxa"/>
             </w:tcMar>
           </w:tcPr>
           <w:p>
@@ -177,20 +177,20 @@
         </w:tc>
         <w:tc>
           <w:tcPr>
-            <w:tcW w:type="dxa" w:w="1440"/>
+            <w:tcW w:type="dxa" w:w="4392"/>
             <w:vAlign w:val="center"/>
-            <w:shd w:fill="FFFFFF"/>
             <w:tcBorders>
               <w:top w:val="single" w:sz="4" w:color="D9D9D9"/>
               <w:left w:val="single" w:sz="4" w:color="D9D9D9"/>
               <w:bottom w:val="single" w:sz="4" w:color="D9D9D9"/>
               <w:right w:val="single" w:sz="4" w:color="D9D9D9"/>
             </w:tcBorders>
+            <w:shd w:fill="FFFFFF"/>
             <w:tcMar>
-              <w:top w:w="100" w:type="dxa"/>
-              <w:left w:w="100" w:type="dxa"/>
-              <w:bottom w:w="100" w:type="dxa"/>
-              <w:right w:w="100" w:type="dxa"/>
+              <w:top w:w="95" w:type="dxa"/>
+              <w:left w:w="95" w:type="dxa"/>
+              <w:bottom w:w="95" w:type="dxa"/>
+              <w:right w:w="95" w:type="dxa"/>
             </w:tcMar>
           </w:tcPr>
           <w:p>
@@ -208,20 +208,20 @@
         </w:tc>
         <w:tc>
           <w:tcPr>
-            <w:tcW w:type="dxa" w:w="7373"/>
+            <w:tcW w:type="dxa" w:w="3557"/>
             <w:vAlign w:val="center"/>
-            <w:shd w:fill="FFFFFF"/>
             <w:tcBorders>
               <w:top w:val="single" w:sz="4" w:color="D9D9D9"/>
               <w:left w:val="single" w:sz="4" w:color="D9D9D9"/>
               <w:bottom w:val="single" w:sz="4" w:color="D9D9D9"/>
               <w:right w:val="single" w:sz="4" w:color="D9D9D9"/>
             </w:tcBorders>
+            <w:shd w:fill="FFFFFF"/>
             <w:tcMar>
-              <w:top w:w="100" w:type="dxa"/>
-              <w:left w:w="100" w:type="dxa"/>
-              <w:bottom w:w="100" w:type="dxa"/>
-              <w:right w:w="100" w:type="dxa"/>
+              <w:top w:w="95" w:type="dxa"/>
+              <w:left w:w="95" w:type="dxa"/>
+              <w:bottom w:w="95" w:type="dxa"/>
+              <w:right w:w="95" w:type="dxa"/>
             </w:tcMar>
           </w:tcPr>
           <w:p>
@@ -238,6 +238,98 @@
           </w:p>
         </w:tc>
       </w:tr>
+      <w:tr>
+        <w:tc>
+          <w:tcPr>
+            <w:tcW w:type="dxa" w:w="1800"/>
+            <w:tcBorders>
+              <w:top w:val="single" w:sz="4" w:color="D9D9D9"/>
+              <w:left w:val="single" w:sz="4" w:color="D9D9D9"/>
+              <w:bottom w:val="single" w:sz="4" w:color="D9D9D9"/>
+              <w:right w:val="single" w:sz="4" w:color="D9D9D9"/>
+            </w:tcBorders>
+            <w:shd w:fill="F4F6F8"/>
+            <w:tcMar>
+              <w:top w:w="95" w:type="dxa"/>
+              <w:left w:w="95" w:type="dxa"/>
+              <w:bottom w:w="95" w:type="dxa"/>
+              <w:right w:w="95" w:type="dxa"/>
+            </w:tcMar>
+          </w:tcPr>
+          <w:p>
+            <w:pPr>
+              <w:spacing w:after="60" w:before="60"/>
+            </w:pPr>
+            <w:r>
+              <w:rPr>
+                <w:b w:val="0"/>
+                <w:sz w:val="20"/>
+              </w:rPr>
+              <w:t>2.0</w:t>
+            </w:r>
+          </w:p>
+        </w:tc>
+        <w:tc>
+          <w:tcPr>
+            <w:tcW w:type="dxa" w:w="4392"/>
+            <w:tcBorders>
+              <w:top w:val="single" w:sz="4" w:color="D9D9D9"/>
+              <w:left w:val="single" w:sz="4" w:color="D9D9D9"/>
+              <w:bottom w:val="single" w:sz="4" w:color="D9D9D9"/>
+              <w:right w:val="single" w:sz="4" w:color="D9D9D9"/>
+            </w:tcBorders>
+            <w:shd w:fill="F4F6F8"/>
+            <w:tcMar>
+              <w:top w:w="95" w:type="dxa"/>
+              <w:left w:w="95" w:type="dxa"/>
+              <w:bottom w:w="95" w:type="dxa"/>
+              <w:right w:w="95" w:type="dxa"/>
+            </w:tcMar>
+          </w:tcPr>
+          <w:p>
+            <w:pPr>
+              <w:spacing w:after="60" w:before="60"/>
+            </w:pPr>
+            <w:r>
+              <w:rPr>
+                <w:b w:val="0"/>
+                <w:sz w:val="20"/>
+              </w:rPr>
+              <w:t>1 Oct 2026</w:t>
+            </w:r>
+          </w:p>
+        </w:tc>
+        <w:tc>
+          <w:tcPr>
+            <w:tcW w:type="dxa" w:w="3557"/>
+            <w:tcBorders>
+              <w:top w:val="single" w:sz="4" w:color="D9D9D9"/>
+              <w:left w:val="single" w:sz="4" w:color="D9D9D9"/>
+              <w:bottom w:val="single" w:sz="4" w:color="D9D9D9"/>
+              <w:right w:val="single" w:sz="4" w:color="D9D9D9"/>
+            </w:tcBorders>
+            <w:shd w:fill="F4F6F8"/>
+            <w:tcMar>
+              <w:top w:w="95" w:type="dxa"/>
+              <w:left w:w="95" w:type="dxa"/>
+              <w:bottom w:w="95" w:type="dxa"/>
+              <w:right w:w="95" w:type="dxa"/>
+            </w:tcMar>
+          </w:tcPr>
+          <w:p>
+            <w:pPr>
+              <w:spacing w:after="60" w:before="60"/>
+            </w:pPr>
+            <w:r>
+              <w:rPr>
+                <w:b w:val="0"/>
+                <w:sz w:val="20"/>
+              </w:rPr>
+              <w:t>DCR-008 consolidated DCRs 002 to 007; safety, future architecture, security, delivery gates, source traceability, local repository inventory and latest foundation status. User authorised consolidation with latest-version conflict resolution in Add project documents to docs.</w:t>
+            </w:r>
+          </w:p>
+        </w:tc>
+      </w:tr>
     </w:tbl>
     <w:p>
       <w:pPr>
@@ -246,7 +338,7 @@
     </w:p>
     <w:p>
       <w:r>
-        <w:t>Approval: pending project owner review. Future revisions should add a dated history entry describing the change and reviewer; preserve earlier entries.</w:t>
+        <w:t>Revision authorised in Add project documents to docs on 1 October 2026 under DCR-2026-10-01-008. Earlier version-history entries are retained. GitHub publication requires separate approval.</w:t>
       </w:r>
     </w:p>
     <w:p>
@@ -259,7 +351,7 @@
     </w:p>
     <w:p>
       <w:r>
-        <w:t>A requester describes a need and compares relevant offerings. A provider publishes an offering so their expertise can be found. One person may act in both roles. The project owner prioritises scope and accepts release evidence; the delivery team implements and verifies each requirement.</w:t>
+        <w:t>A requester describes a need and compares relevant offerings. A provider publishes an offering so their expertise can be found. One person may act in both roles. The project owner prioritises scope and accepts release evidence; the delivery team implements and verifies each requirement. The foundation POC covers secure identity, persistent profiles and listings, validated listing terms, real discovery and explainable matching. The expanded domain MVP adds connection requests, explicit accepted terms, persistent coordination, independent completion reports, reciprocal feedback, optional outcome photos, safety operations and business measurement. All advertised workflows use server-owned state. Payments, escrow, logistics, subscriptions, complex bidding, professional certification and a composite trust score remain excluded. Detailed capacity, cancellation, review windows, retention, eligible categories and ages, image visibility, and staffing policies still require decisions before dependent release.</w:t>
       </w:r>
     </w:p>
     <w:p>
@@ -272,12 +364,12 @@
     </w:p>
     <w:p>
       <w:r>
-        <w:t>The current POC includes Cognito registration and login, authenticated listing creation, and ranked matches for a need. Discovery, conversations, and profile edits remain local demonstrations. Payments, subscriptions, identity verification, moderation tooling, real geolocation, and service fulfilment are outside this baseline.</w:t>
+        <w:t>The foundation POC covers secure identity, persistent profiles and listings, validated listing terms, real discovery and explainable matching. The expanded domain MVP adds connection requests, explicit accepted terms, persistent coordination, independent completion reports, reciprocal feedback, optional outcome photos, safety operations and business measurement. All advertised workflows use server-owned state. Payments, escrow, logistics, subscriptions, complex bidding, professional certification and a composite trust score remain excluded. Detailed capacity, cancellation, review windows, retention, eligible categories and ages, image visibility, and staffing policies still require decisions before dependent release.</w:t>
       </w:r>
     </w:p>
     <w:p>
       <w:r>
-        <w:t>The intended next release completes persistent profiles, discovery, activity retrieval, and reliable matching. Messaging should be a separately approved increment because delivery, access control, and retention are not implemented.</w:t>
+        <w:t>The foundation POC precedes the expanded domain MVP. Persistent messaging belongs to the later coordination slice, with participant permissions and delivery evidence required before release.</w:t>
       </w:r>
     </w:p>
     <w:p>
@@ -301,9 +393,9 @@
         <w:tblLook w:firstColumn="1" w:firstRow="1" w:lastColumn="0" w:lastRow="0" w:noHBand="0" w:noVBand="1" w:val="04A0"/>
       </w:tblPr>
       <w:tblGrid>
-        <w:gridCol w:w="792"/>
-        <w:gridCol w:w="5976"/>
-        <w:gridCol w:w="2981"/>
+        <w:gridCol w:w="1800"/>
+        <w:gridCol w:w="4392"/>
+        <w:gridCol w:w="3557"/>
       </w:tblGrid>
       <w:tr>
         <w:trPr>
@@ -311,20 +403,20 @@
         </w:trPr>
         <w:tc>
           <w:tcPr>
-            <w:tcW w:type="dxa" w:w="792"/>
+            <w:tcW w:type="dxa" w:w="1800"/>
             <w:vAlign w:val="center"/>
-            <w:shd w:fill="DCE6EF"/>
             <w:tcBorders>
               <w:top w:val="single" w:sz="4" w:color="D9D9D9"/>
               <w:left w:val="single" w:sz="4" w:color="D9D9D9"/>
               <w:bottom w:val="single" w:sz="4" w:color="D9D9D9"/>
               <w:right w:val="single" w:sz="4" w:color="D9D9D9"/>
             </w:tcBorders>
+            <w:shd w:fill="DCE6EF"/>
             <w:tcMar>
-              <w:top w:w="100" w:type="dxa"/>
-              <w:left w:w="100" w:type="dxa"/>
-              <w:bottom w:w="100" w:type="dxa"/>
-              <w:right w:w="100" w:type="dxa"/>
+              <w:top w:w="95" w:type="dxa"/>
+              <w:left w:w="95" w:type="dxa"/>
+              <w:bottom w:w="95" w:type="dxa"/>
+              <w:right w:w="95" w:type="dxa"/>
             </w:tcMar>
           </w:tcPr>
           <w:p>
@@ -342,20 +434,20 @@
         </w:tc>
         <w:tc>
           <w:tcPr>
-            <w:tcW w:type="dxa" w:w="5976"/>
+            <w:tcW w:type="dxa" w:w="4392"/>
             <w:vAlign w:val="center"/>
-            <w:shd w:fill="DCE6EF"/>
             <w:tcBorders>
               <w:top w:val="single" w:sz="4" w:color="D9D9D9"/>
               <w:left w:val="single" w:sz="4" w:color="D9D9D9"/>
               <w:bottom w:val="single" w:sz="4" w:color="D9D9D9"/>
               <w:right w:val="single" w:sz="4" w:color="D9D9D9"/>
             </w:tcBorders>
+            <w:shd w:fill="DCE6EF"/>
             <w:tcMar>
-              <w:top w:w="100" w:type="dxa"/>
-              <w:left w:w="100" w:type="dxa"/>
-              <w:bottom w:w="100" w:type="dxa"/>
-              <w:right w:w="100" w:type="dxa"/>
+              <w:top w:w="95" w:type="dxa"/>
+              <w:left w:w="95" w:type="dxa"/>
+              <w:bottom w:w="95" w:type="dxa"/>
+              <w:right w:w="95" w:type="dxa"/>
             </w:tcMar>
           </w:tcPr>
           <w:p>
@@ -373,20 +465,20 @@
         </w:tc>
         <w:tc>
           <w:tcPr>
-            <w:tcW w:type="dxa" w:w="2981"/>
+            <w:tcW w:type="dxa" w:w="3557"/>
             <w:vAlign w:val="center"/>
-            <w:shd w:fill="DCE6EF"/>
             <w:tcBorders>
               <w:top w:val="single" w:sz="4" w:color="D9D9D9"/>
               <w:left w:val="single" w:sz="4" w:color="D9D9D9"/>
               <w:bottom w:val="single" w:sz="4" w:color="D9D9D9"/>
               <w:right w:val="single" w:sz="4" w:color="D9D9D9"/>
             </w:tcBorders>
+            <w:shd w:fill="DCE6EF"/>
             <w:tcMar>
-              <w:top w:w="100" w:type="dxa"/>
-              <w:left w:w="100" w:type="dxa"/>
-              <w:bottom w:w="100" w:type="dxa"/>
-              <w:right w:w="100" w:type="dxa"/>
+              <w:top w:w="95" w:type="dxa"/>
+              <w:left w:w="95" w:type="dxa"/>
+              <w:bottom w:w="95" w:type="dxa"/>
+              <w:right w:w="95" w:type="dxa"/>
             </w:tcMar>
           </w:tcPr>
           <w:p>
@@ -406,20 +498,20 @@
       <w:tr>
         <w:tc>
           <w:tcPr>
-            <w:tcW w:type="dxa" w:w="792"/>
+            <w:tcW w:type="dxa" w:w="1800"/>
             <w:vAlign w:val="center"/>
-            <w:shd w:fill="FFFFFF"/>
             <w:tcBorders>
               <w:top w:val="single" w:sz="4" w:color="D9D9D9"/>
               <w:left w:val="single" w:sz="4" w:color="D9D9D9"/>
               <w:bottom w:val="single" w:sz="4" w:color="D9D9D9"/>
               <w:right w:val="single" w:sz="4" w:color="D9D9D9"/>
             </w:tcBorders>
+            <w:shd w:fill="FFFFFF"/>
             <w:tcMar>
-              <w:top w:w="100" w:type="dxa"/>
-              <w:left w:w="100" w:type="dxa"/>
-              <w:bottom w:w="100" w:type="dxa"/>
-              <w:right w:w="100" w:type="dxa"/>
+              <w:top w:w="95" w:type="dxa"/>
+              <w:left w:w="95" w:type="dxa"/>
+              <w:bottom w:w="95" w:type="dxa"/>
+              <w:right w:w="95" w:type="dxa"/>
             </w:tcMar>
           </w:tcPr>
           <w:p>
@@ -437,20 +529,20 @@
         </w:tc>
         <w:tc>
           <w:tcPr>
-            <w:tcW w:type="dxa" w:w="5976"/>
+            <w:tcW w:type="dxa" w:w="4392"/>
             <w:vAlign w:val="center"/>
-            <w:shd w:fill="FFFFFF"/>
             <w:tcBorders>
               <w:top w:val="single" w:sz="4" w:color="D9D9D9"/>
               <w:left w:val="single" w:sz="4" w:color="D9D9D9"/>
               <w:bottom w:val="single" w:sz="4" w:color="D9D9D9"/>
               <w:right w:val="single" w:sz="4" w:color="D9D9D9"/>
             </w:tcBorders>
+            <w:shd w:fill="FFFFFF"/>
             <w:tcMar>
-              <w:top w:w="100" w:type="dxa"/>
-              <w:left w:w="100" w:type="dxa"/>
-              <w:bottom w:w="100" w:type="dxa"/>
-              <w:right w:w="100" w:type="dxa"/>
+              <w:top w:w="95" w:type="dxa"/>
+              <w:left w:w="95" w:type="dxa"/>
+              <w:bottom w:w="95" w:type="dxa"/>
+              <w:right w:w="95" w:type="dxa"/>
             </w:tcMar>
           </w:tcPr>
           <w:p>
@@ -468,20 +560,20 @@
         </w:tc>
         <w:tc>
           <w:tcPr>
-            <w:tcW w:type="dxa" w:w="2981"/>
+            <w:tcW w:type="dxa" w:w="3557"/>
             <w:vAlign w:val="center"/>
-            <w:shd w:fill="FFFFFF"/>
             <w:tcBorders>
               <w:top w:val="single" w:sz="4" w:color="D9D9D9"/>
               <w:left w:val="single" w:sz="4" w:color="D9D9D9"/>
               <w:bottom w:val="single" w:sz="4" w:color="D9D9D9"/>
               <w:right w:val="single" w:sz="4" w:color="D9D9D9"/>
             </w:tcBorders>
+            <w:shd w:fill="FFFFFF"/>
             <w:tcMar>
-              <w:top w:w="100" w:type="dxa"/>
-              <w:left w:w="100" w:type="dxa"/>
-              <w:bottom w:w="100" w:type="dxa"/>
-              <w:right w:w="100" w:type="dxa"/>
+              <w:top w:w="95" w:type="dxa"/>
+              <w:left w:w="95" w:type="dxa"/>
+              <w:bottom w:w="95" w:type="dxa"/>
+              <w:right w:w="95" w:type="dxa"/>
             </w:tcMar>
           </w:tcPr>
           <w:p>
@@ -501,20 +593,20 @@
       <w:tr>
         <w:tc>
           <w:tcPr>
-            <w:tcW w:type="dxa" w:w="792"/>
+            <w:tcW w:type="dxa" w:w="1800"/>
             <w:vAlign w:val="center"/>
-            <w:shd w:fill="F4F6F8"/>
             <w:tcBorders>
               <w:top w:val="single" w:sz="4" w:color="D9D9D9"/>
               <w:left w:val="single" w:sz="4" w:color="D9D9D9"/>
               <w:bottom w:val="single" w:sz="4" w:color="D9D9D9"/>
               <w:right w:val="single" w:sz="4" w:color="D9D9D9"/>
             </w:tcBorders>
+            <w:shd w:fill="F4F6F8"/>
             <w:tcMar>
-              <w:top w:w="100" w:type="dxa"/>
-              <w:left w:w="100" w:type="dxa"/>
-              <w:bottom w:w="100" w:type="dxa"/>
-              <w:right w:w="100" w:type="dxa"/>
+              <w:top w:w="95" w:type="dxa"/>
+              <w:left w:w="95" w:type="dxa"/>
+              <w:bottom w:w="95" w:type="dxa"/>
+              <w:right w:w="95" w:type="dxa"/>
             </w:tcMar>
           </w:tcPr>
           <w:p>
@@ -532,20 +624,20 @@
         </w:tc>
         <w:tc>
           <w:tcPr>
-            <w:tcW w:type="dxa" w:w="5976"/>
+            <w:tcW w:type="dxa" w:w="4392"/>
             <w:vAlign w:val="center"/>
-            <w:shd w:fill="F4F6F8"/>
             <w:tcBorders>
               <w:top w:val="single" w:sz="4" w:color="D9D9D9"/>
               <w:left w:val="single" w:sz="4" w:color="D9D9D9"/>
               <w:bottom w:val="single" w:sz="4" w:color="D9D9D9"/>
               <w:right w:val="single" w:sz="4" w:color="D9D9D9"/>
             </w:tcBorders>
+            <w:shd w:fill="F4F6F8"/>
             <w:tcMar>
-              <w:top w:w="100" w:type="dxa"/>
-              <w:left w:w="100" w:type="dxa"/>
-              <w:bottom w:w="100" w:type="dxa"/>
-              <w:right w:w="100" w:type="dxa"/>
+              <w:top w:w="95" w:type="dxa"/>
+              <w:left w:w="95" w:type="dxa"/>
+              <w:bottom w:w="95" w:type="dxa"/>
+              <w:right w:w="95" w:type="dxa"/>
             </w:tcMar>
           </w:tcPr>
           <w:p>
@@ -563,20 +655,20 @@
         </w:tc>
         <w:tc>
           <w:tcPr>
-            <w:tcW w:type="dxa" w:w="2981"/>
+            <w:tcW w:type="dxa" w:w="3557"/>
             <w:vAlign w:val="center"/>
-            <w:shd w:fill="F4F6F8"/>
             <w:tcBorders>
               <w:top w:val="single" w:sz="4" w:color="D9D9D9"/>
               <w:left w:val="single" w:sz="4" w:color="D9D9D9"/>
               <w:bottom w:val="single" w:sz="4" w:color="D9D9D9"/>
               <w:right w:val="single" w:sz="4" w:color="D9D9D9"/>
             </w:tcBorders>
+            <w:shd w:fill="F4F6F8"/>
             <w:tcMar>
-              <w:top w:w="100" w:type="dxa"/>
-              <w:left w:w="100" w:type="dxa"/>
-              <w:bottom w:w="100" w:type="dxa"/>
-              <w:right w:w="100" w:type="dxa"/>
+              <w:top w:w="95" w:type="dxa"/>
+              <w:left w:w="95" w:type="dxa"/>
+              <w:bottom w:w="95" w:type="dxa"/>
+              <w:right w:w="95" w:type="dxa"/>
             </w:tcMar>
           </w:tcPr>
           <w:p>
@@ -588,7 +680,7 @@
                 <w:b w:val="0"/>
                 <w:sz w:val="20"/>
               </w:rPr>
-              <w:t>Profile read exists; edits are local.</w:t>
+              <w:t>Profile read and allowlisted persistent edits implemented locally; staging acceptance outstanding.</w:t>
             </w:r>
           </w:p>
         </w:tc>
@@ -596,20 +688,20 @@
       <w:tr>
         <w:tc>
           <w:tcPr>
-            <w:tcW w:type="dxa" w:w="792"/>
+            <w:tcW w:type="dxa" w:w="1800"/>
             <w:vAlign w:val="center"/>
-            <w:shd w:fill="FFFFFF"/>
             <w:tcBorders>
               <w:top w:val="single" w:sz="4" w:color="D9D9D9"/>
               <w:left w:val="single" w:sz="4" w:color="D9D9D9"/>
               <w:bottom w:val="single" w:sz="4" w:color="D9D9D9"/>
               <w:right w:val="single" w:sz="4" w:color="D9D9D9"/>
             </w:tcBorders>
+            <w:shd w:fill="FFFFFF"/>
             <w:tcMar>
-              <w:top w:w="100" w:type="dxa"/>
-              <w:left w:w="100" w:type="dxa"/>
-              <w:bottom w:w="100" w:type="dxa"/>
-              <w:right w:w="100" w:type="dxa"/>
+              <w:top w:w="95" w:type="dxa"/>
+              <w:left w:w="95" w:type="dxa"/>
+              <w:bottom w:w="95" w:type="dxa"/>
+              <w:right w:w="95" w:type="dxa"/>
             </w:tcMar>
           </w:tcPr>
           <w:p>
@@ -627,20 +719,20 @@
         </w:tc>
         <w:tc>
           <w:tcPr>
-            <w:tcW w:type="dxa" w:w="5976"/>
+            <w:tcW w:type="dxa" w:w="4392"/>
             <w:vAlign w:val="center"/>
-            <w:shd w:fill="FFFFFF"/>
             <w:tcBorders>
               <w:top w:val="single" w:sz="4" w:color="D9D9D9"/>
               <w:left w:val="single" w:sz="4" w:color="D9D9D9"/>
               <w:bottom w:val="single" w:sz="4" w:color="D9D9D9"/>
               <w:right w:val="single" w:sz="4" w:color="D9D9D9"/>
             </w:tcBorders>
+            <w:shd w:fill="FFFFFF"/>
             <w:tcMar>
-              <w:top w:w="100" w:type="dxa"/>
-              <w:left w:w="100" w:type="dxa"/>
-              <w:bottom w:w="100" w:type="dxa"/>
-              <w:right w:w="100" w:type="dxa"/>
+              <w:top w:w="95" w:type="dxa"/>
+              <w:left w:w="95" w:type="dxa"/>
+              <w:bottom w:w="95" w:type="dxa"/>
+              <w:right w:w="95" w:type="dxa"/>
             </w:tcMar>
           </w:tcPr>
           <w:p>
@@ -658,20 +750,20 @@
         </w:tc>
         <w:tc>
           <w:tcPr>
-            <w:tcW w:type="dxa" w:w="2981"/>
+            <w:tcW w:type="dxa" w:w="3557"/>
             <w:vAlign w:val="center"/>
-            <w:shd w:fill="FFFFFF"/>
             <w:tcBorders>
               <w:top w:val="single" w:sz="4" w:color="D9D9D9"/>
               <w:left w:val="single" w:sz="4" w:color="D9D9D9"/>
               <w:bottom w:val="single" w:sz="4" w:color="D9D9D9"/>
               <w:right w:val="single" w:sz="4" w:color="D9D9D9"/>
             </w:tcBorders>
+            <w:shd w:fill="FFFFFF"/>
             <w:tcMar>
-              <w:top w:w="100" w:type="dxa"/>
-              <w:left w:w="100" w:type="dxa"/>
-              <w:bottom w:w="100" w:type="dxa"/>
-              <w:right w:w="100" w:type="dxa"/>
+              <w:top w:w="95" w:type="dxa"/>
+              <w:left w:w="95" w:type="dxa"/>
+              <w:bottom w:w="95" w:type="dxa"/>
+              <w:right w:w="95" w:type="dxa"/>
             </w:tcMar>
           </w:tcPr>
           <w:p>
@@ -691,20 +783,20 @@
       <w:tr>
         <w:tc>
           <w:tcPr>
-            <w:tcW w:type="dxa" w:w="792"/>
+            <w:tcW w:type="dxa" w:w="1800"/>
             <w:vAlign w:val="center"/>
-            <w:shd w:fill="F4F6F8"/>
             <w:tcBorders>
               <w:top w:val="single" w:sz="4" w:color="D9D9D9"/>
               <w:left w:val="single" w:sz="4" w:color="D9D9D9"/>
               <w:bottom w:val="single" w:sz="4" w:color="D9D9D9"/>
               <w:right w:val="single" w:sz="4" w:color="D9D9D9"/>
             </w:tcBorders>
+            <w:shd w:fill="F4F6F8"/>
             <w:tcMar>
-              <w:top w:w="100" w:type="dxa"/>
-              <w:left w:w="100" w:type="dxa"/>
-              <w:bottom w:w="100" w:type="dxa"/>
-              <w:right w:w="100" w:type="dxa"/>
+              <w:top w:w="95" w:type="dxa"/>
+              <w:left w:w="95" w:type="dxa"/>
+              <w:bottom w:w="95" w:type="dxa"/>
+              <w:right w:w="95" w:type="dxa"/>
             </w:tcMar>
           </w:tcPr>
           <w:p>
@@ -722,20 +814,20 @@
         </w:tc>
         <w:tc>
           <w:tcPr>
-            <w:tcW w:type="dxa" w:w="5976"/>
+            <w:tcW w:type="dxa" w:w="4392"/>
             <w:vAlign w:val="center"/>
-            <w:shd w:fill="F4F6F8"/>
             <w:tcBorders>
               <w:top w:val="single" w:sz="4" w:color="D9D9D9"/>
               <w:left w:val="single" w:sz="4" w:color="D9D9D9"/>
               <w:bottom w:val="single" w:sz="4" w:color="D9D9D9"/>
               <w:right w:val="single" w:sz="4" w:color="D9D9D9"/>
             </w:tcBorders>
+            <w:shd w:fill="F4F6F8"/>
             <w:tcMar>
-              <w:top w:w="100" w:type="dxa"/>
-              <w:left w:w="100" w:type="dxa"/>
-              <w:bottom w:w="100" w:type="dxa"/>
-              <w:right w:w="100" w:type="dxa"/>
+              <w:top w:w="95" w:type="dxa"/>
+              <w:left w:w="95" w:type="dxa"/>
+              <w:bottom w:w="95" w:type="dxa"/>
+              <w:right w:w="95" w:type="dxa"/>
             </w:tcMar>
           </w:tcPr>
           <w:p>
@@ -753,20 +845,20 @@
         </w:tc>
         <w:tc>
           <w:tcPr>
-            <w:tcW w:type="dxa" w:w="2981"/>
+            <w:tcW w:type="dxa" w:w="3557"/>
             <w:vAlign w:val="center"/>
-            <w:shd w:fill="F4F6F8"/>
             <w:tcBorders>
               <w:top w:val="single" w:sz="4" w:color="D9D9D9"/>
               <w:left w:val="single" w:sz="4" w:color="D9D9D9"/>
               <w:bottom w:val="single" w:sz="4" w:color="D9D9D9"/>
               <w:right w:val="single" w:sz="4" w:color="D9D9D9"/>
             </w:tcBorders>
+            <w:shd w:fill="F4F6F8"/>
             <w:tcMar>
-              <w:top w:w="100" w:type="dxa"/>
-              <w:left w:w="100" w:type="dxa"/>
-              <w:bottom w:w="100" w:type="dxa"/>
-              <w:right w:w="100" w:type="dxa"/>
+              <w:top w:w="95" w:type="dxa"/>
+              <w:left w:w="95" w:type="dxa"/>
+              <w:bottom w:w="95" w:type="dxa"/>
+              <w:right w:w="95" w:type="dxa"/>
             </w:tcMar>
           </w:tcPr>
           <w:p>
@@ -786,20 +878,20 @@
       <w:tr>
         <w:tc>
           <w:tcPr>
-            <w:tcW w:type="dxa" w:w="792"/>
+            <w:tcW w:type="dxa" w:w="1800"/>
             <w:vAlign w:val="center"/>
-            <w:shd w:fill="FFFFFF"/>
             <w:tcBorders>
               <w:top w:val="single" w:sz="4" w:color="D9D9D9"/>
               <w:left w:val="single" w:sz="4" w:color="D9D9D9"/>
               <w:bottom w:val="single" w:sz="4" w:color="D9D9D9"/>
               <w:right w:val="single" w:sz="4" w:color="D9D9D9"/>
             </w:tcBorders>
+            <w:shd w:fill="FFFFFF"/>
             <w:tcMar>
-              <w:top w:w="100" w:type="dxa"/>
-              <w:left w:w="100" w:type="dxa"/>
-              <w:bottom w:w="100" w:type="dxa"/>
-              <w:right w:w="100" w:type="dxa"/>
+              <w:top w:w="95" w:type="dxa"/>
+              <w:left w:w="95" w:type="dxa"/>
+              <w:bottom w:w="95" w:type="dxa"/>
+              <w:right w:w="95" w:type="dxa"/>
             </w:tcMar>
           </w:tcPr>
           <w:p>
@@ -817,20 +909,20 @@
         </w:tc>
         <w:tc>
           <w:tcPr>
-            <w:tcW w:type="dxa" w:w="5976"/>
+            <w:tcW w:type="dxa" w:w="4392"/>
             <w:vAlign w:val="center"/>
-            <w:shd w:fill="FFFFFF"/>
             <w:tcBorders>
               <w:top w:val="single" w:sz="4" w:color="D9D9D9"/>
               <w:left w:val="single" w:sz="4" w:color="D9D9D9"/>
               <w:bottom w:val="single" w:sz="4" w:color="D9D9D9"/>
               <w:right w:val="single" w:sz="4" w:color="D9D9D9"/>
             </w:tcBorders>
+            <w:shd w:fill="FFFFFF"/>
             <w:tcMar>
-              <w:top w:w="100" w:type="dxa"/>
-              <w:left w:w="100" w:type="dxa"/>
-              <w:bottom w:w="100" w:type="dxa"/>
-              <w:right w:w="100" w:type="dxa"/>
+              <w:top w:w="95" w:type="dxa"/>
+              <w:left w:w="95" w:type="dxa"/>
+              <w:bottom w:w="95" w:type="dxa"/>
+              <w:right w:w="95" w:type="dxa"/>
             </w:tcMar>
           </w:tcPr>
           <w:p>
@@ -848,20 +940,20 @@
         </w:tc>
         <w:tc>
           <w:tcPr>
-            <w:tcW w:type="dxa" w:w="2981"/>
+            <w:tcW w:type="dxa" w:w="3557"/>
             <w:vAlign w:val="center"/>
-            <w:shd w:fill="FFFFFF"/>
             <w:tcBorders>
               <w:top w:val="single" w:sz="4" w:color="D9D9D9"/>
               <w:left w:val="single" w:sz="4" w:color="D9D9D9"/>
               <w:bottom w:val="single" w:sz="4" w:color="D9D9D9"/>
               <w:right w:val="single" w:sz="4" w:color="D9D9D9"/>
             </w:tcBorders>
+            <w:shd w:fill="FFFFFF"/>
             <w:tcMar>
-              <w:top w:w="100" w:type="dxa"/>
-              <w:left w:w="100" w:type="dxa"/>
-              <w:bottom w:w="100" w:type="dxa"/>
-              <w:right w:w="100" w:type="dxa"/>
+              <w:top w:w="95" w:type="dxa"/>
+              <w:left w:w="95" w:type="dxa"/>
+              <w:bottom w:w="95" w:type="dxa"/>
+              <w:right w:w="95" w:type="dxa"/>
             </w:tcMar>
           </w:tcPr>
           <w:p>
@@ -881,20 +973,20 @@
       <w:tr>
         <w:tc>
           <w:tcPr>
-            <w:tcW w:type="dxa" w:w="792"/>
+            <w:tcW w:type="dxa" w:w="1800"/>
             <w:vAlign w:val="center"/>
-            <w:shd w:fill="F4F6F8"/>
             <w:tcBorders>
               <w:top w:val="single" w:sz="4" w:color="D9D9D9"/>
               <w:left w:val="single" w:sz="4" w:color="D9D9D9"/>
               <w:bottom w:val="single" w:sz="4" w:color="D9D9D9"/>
               <w:right w:val="single" w:sz="4" w:color="D9D9D9"/>
             </w:tcBorders>
+            <w:shd w:fill="F4F6F8"/>
             <w:tcMar>
-              <w:top w:w="100" w:type="dxa"/>
-              <w:left w:w="100" w:type="dxa"/>
-              <w:bottom w:w="100" w:type="dxa"/>
-              <w:right w:w="100" w:type="dxa"/>
+              <w:top w:w="95" w:type="dxa"/>
+              <w:left w:w="95" w:type="dxa"/>
+              <w:bottom w:w="95" w:type="dxa"/>
+              <w:right w:w="95" w:type="dxa"/>
             </w:tcMar>
           </w:tcPr>
           <w:p>
@@ -912,20 +1004,20 @@
         </w:tc>
         <w:tc>
           <w:tcPr>
-            <w:tcW w:type="dxa" w:w="5976"/>
+            <w:tcW w:type="dxa" w:w="4392"/>
             <w:vAlign w:val="center"/>
-            <w:shd w:fill="F4F6F8"/>
             <w:tcBorders>
               <w:top w:val="single" w:sz="4" w:color="D9D9D9"/>
               <w:left w:val="single" w:sz="4" w:color="D9D9D9"/>
               <w:bottom w:val="single" w:sz="4" w:color="D9D9D9"/>
               <w:right w:val="single" w:sz="4" w:color="D9D9D9"/>
             </w:tcBorders>
+            <w:shd w:fill="F4F6F8"/>
             <w:tcMar>
-              <w:top w:w="100" w:type="dxa"/>
-              <w:left w:w="100" w:type="dxa"/>
-              <w:bottom w:w="100" w:type="dxa"/>
-              <w:right w:w="100" w:type="dxa"/>
+              <w:top w:w="95" w:type="dxa"/>
+              <w:left w:w="95" w:type="dxa"/>
+              <w:bottom w:w="95" w:type="dxa"/>
+              <w:right w:w="95" w:type="dxa"/>
             </w:tcMar>
           </w:tcPr>
           <w:p>
@@ -943,20 +1035,20 @@
         </w:tc>
         <w:tc>
           <w:tcPr>
-            <w:tcW w:type="dxa" w:w="2981"/>
+            <w:tcW w:type="dxa" w:w="3557"/>
             <w:vAlign w:val="center"/>
-            <w:shd w:fill="F4F6F8"/>
             <w:tcBorders>
               <w:top w:val="single" w:sz="4" w:color="D9D9D9"/>
               <w:left w:val="single" w:sz="4" w:color="D9D9D9"/>
               <w:bottom w:val="single" w:sz="4" w:color="D9D9D9"/>
               <w:right w:val="single" w:sz="4" w:color="D9D9D9"/>
             </w:tcBorders>
+            <w:shd w:fill="F4F6F8"/>
             <w:tcMar>
-              <w:top w:w="100" w:type="dxa"/>
-              <w:left w:w="100" w:type="dxa"/>
-              <w:bottom w:w="100" w:type="dxa"/>
-              <w:right w:w="100" w:type="dxa"/>
+              <w:top w:w="95" w:type="dxa"/>
+              <w:left w:w="95" w:type="dxa"/>
+              <w:bottom w:w="95" w:type="dxa"/>
+              <w:right w:w="95" w:type="dxa"/>
             </w:tcMar>
           </w:tcPr>
           <w:p>
@@ -968,7 +1060,7 @@
                 <w:b w:val="0"/>
                 <w:sz w:val="20"/>
               </w:rPr>
-              <w:t>Discovery is a placeholder; activity uses local cache.</w:t>
+              <w:t>Own activity API and refresh implemented locally; marketplace discovery remains a placeholder.</w:t>
             </w:r>
           </w:p>
         </w:tc>
@@ -976,20 +1068,20 @@
       <w:tr>
         <w:tc>
           <w:tcPr>
-            <w:tcW w:type="dxa" w:w="792"/>
+            <w:tcW w:type="dxa" w:w="1800"/>
             <w:vAlign w:val="center"/>
-            <w:shd w:fill="FFFFFF"/>
             <w:tcBorders>
               <w:top w:val="single" w:sz="4" w:color="D9D9D9"/>
               <w:left w:val="single" w:sz="4" w:color="D9D9D9"/>
               <w:bottom w:val="single" w:sz="4" w:color="D9D9D9"/>
               <w:right w:val="single" w:sz="4" w:color="D9D9D9"/>
             </w:tcBorders>
+            <w:shd w:fill="FFFFFF"/>
             <w:tcMar>
-              <w:top w:w="100" w:type="dxa"/>
-              <w:left w:w="100" w:type="dxa"/>
-              <w:bottom w:w="100" w:type="dxa"/>
-              <w:right w:w="100" w:type="dxa"/>
+              <w:top w:w="95" w:type="dxa"/>
+              <w:left w:w="95" w:type="dxa"/>
+              <w:bottom w:w="95" w:type="dxa"/>
+              <w:right w:w="95" w:type="dxa"/>
             </w:tcMar>
           </w:tcPr>
           <w:p>
@@ -1007,20 +1099,20 @@
         </w:tc>
         <w:tc>
           <w:tcPr>
-            <w:tcW w:type="dxa" w:w="5976"/>
+            <w:tcW w:type="dxa" w:w="4392"/>
             <w:vAlign w:val="center"/>
-            <w:shd w:fill="FFFFFF"/>
             <w:tcBorders>
               <w:top w:val="single" w:sz="4" w:color="D9D9D9"/>
               <w:left w:val="single" w:sz="4" w:color="D9D9D9"/>
               <w:bottom w:val="single" w:sz="4" w:color="D9D9D9"/>
               <w:right w:val="single" w:sz="4" w:color="D9D9D9"/>
             </w:tcBorders>
+            <w:shd w:fill="FFFFFF"/>
             <w:tcMar>
-              <w:top w:w="100" w:type="dxa"/>
-              <w:left w:w="100" w:type="dxa"/>
-              <w:bottom w:w="100" w:type="dxa"/>
-              <w:right w:w="100" w:type="dxa"/>
+              <w:top w:w="95" w:type="dxa"/>
+              <w:left w:w="95" w:type="dxa"/>
+              <w:bottom w:w="95" w:type="dxa"/>
+              <w:right w:w="95" w:type="dxa"/>
             </w:tcMar>
           </w:tcPr>
           <w:p>
@@ -1038,20 +1130,20 @@
         </w:tc>
         <w:tc>
           <w:tcPr>
-            <w:tcW w:type="dxa" w:w="2981"/>
+            <w:tcW w:type="dxa" w:w="3557"/>
             <w:vAlign w:val="center"/>
-            <w:shd w:fill="FFFFFF"/>
             <w:tcBorders>
               <w:top w:val="single" w:sz="4" w:color="D9D9D9"/>
               <w:left w:val="single" w:sz="4" w:color="D9D9D9"/>
               <w:bottom w:val="single" w:sz="4" w:color="D9D9D9"/>
               <w:right w:val="single" w:sz="4" w:color="D9D9D9"/>
             </w:tcBorders>
+            <w:shd w:fill="FFFFFF"/>
             <w:tcMar>
-              <w:top w:w="100" w:type="dxa"/>
-              <w:left w:w="100" w:type="dxa"/>
-              <w:bottom w:w="100" w:type="dxa"/>
-              <w:right w:w="100" w:type="dxa"/>
+              <w:top w:w="95" w:type="dxa"/>
+              <w:left w:w="95" w:type="dxa"/>
+              <w:bottom w:w="95" w:type="dxa"/>
+              <w:right w:w="95" w:type="dxa"/>
             </w:tcMar>
           </w:tcPr>
           <w:p>
@@ -1071,20 +1163,20 @@
       <w:tr>
         <w:tc>
           <w:tcPr>
-            <w:tcW w:type="dxa" w:w="792"/>
+            <w:tcW w:type="dxa" w:w="1800"/>
             <w:vAlign w:val="center"/>
-            <w:shd w:fill="F4F6F8"/>
             <w:tcBorders>
               <w:top w:val="single" w:sz="4" w:color="D9D9D9"/>
               <w:left w:val="single" w:sz="4" w:color="D9D9D9"/>
               <w:bottom w:val="single" w:sz="4" w:color="D9D9D9"/>
               <w:right w:val="single" w:sz="4" w:color="D9D9D9"/>
             </w:tcBorders>
+            <w:shd w:fill="F4F6F8"/>
             <w:tcMar>
-              <w:top w:w="100" w:type="dxa"/>
-              <w:left w:w="100" w:type="dxa"/>
-              <w:bottom w:w="100" w:type="dxa"/>
-              <w:right w:w="100" w:type="dxa"/>
+              <w:top w:w="95" w:type="dxa"/>
+              <w:left w:w="95" w:type="dxa"/>
+              <w:bottom w:w="95" w:type="dxa"/>
+              <w:right w:w="95" w:type="dxa"/>
             </w:tcMar>
           </w:tcPr>
           <w:p>
@@ -1102,20 +1194,20 @@
         </w:tc>
         <w:tc>
           <w:tcPr>
-            <w:tcW w:type="dxa" w:w="5976"/>
+            <w:tcW w:type="dxa" w:w="4392"/>
             <w:vAlign w:val="center"/>
-            <w:shd w:fill="F4F6F8"/>
             <w:tcBorders>
               <w:top w:val="single" w:sz="4" w:color="D9D9D9"/>
               <w:left w:val="single" w:sz="4" w:color="D9D9D9"/>
               <w:bottom w:val="single" w:sz="4" w:color="D9D9D9"/>
               <w:right w:val="single" w:sz="4" w:color="D9D9D9"/>
             </w:tcBorders>
+            <w:shd w:fill="F4F6F8"/>
             <w:tcMar>
-              <w:top w:w="100" w:type="dxa"/>
-              <w:left w:w="100" w:type="dxa"/>
-              <w:bottom w:w="100" w:type="dxa"/>
-              <w:right w:w="100" w:type="dxa"/>
+              <w:top w:w="95" w:type="dxa"/>
+              <w:left w:w="95" w:type="dxa"/>
+              <w:bottom w:w="95" w:type="dxa"/>
+              <w:right w:w="95" w:type="dxa"/>
             </w:tcMar>
           </w:tcPr>
           <w:p>
@@ -1133,20 +1225,20 @@
         </w:tc>
         <w:tc>
           <w:tcPr>
-            <w:tcW w:type="dxa" w:w="2981"/>
+            <w:tcW w:type="dxa" w:w="3557"/>
             <w:vAlign w:val="center"/>
-            <w:shd w:fill="F4F6F8"/>
             <w:tcBorders>
               <w:top w:val="single" w:sz="4" w:color="D9D9D9"/>
               <w:left w:val="single" w:sz="4" w:color="D9D9D9"/>
               <w:bottom w:val="single" w:sz="4" w:color="D9D9D9"/>
               <w:right w:val="single" w:sz="4" w:color="D9D9D9"/>
             </w:tcBorders>
+            <w:shd w:fill="F4F6F8"/>
             <w:tcMar>
-              <w:top w:w="100" w:type="dxa"/>
-              <w:left w:w="100" w:type="dxa"/>
-              <w:bottom w:w="100" w:type="dxa"/>
-              <w:right w:w="100" w:type="dxa"/>
+              <w:top w:w="95" w:type="dxa"/>
+              <w:left w:w="95" w:type="dxa"/>
+              <w:bottom w:w="95" w:type="dxa"/>
+              <w:right w:w="95" w:type="dxa"/>
             </w:tcMar>
           </w:tcPr>
           <w:p>
@@ -1158,7 +1250,7 @@
                 <w:b w:val="0"/>
                 <w:sz w:val="20"/>
               </w:rPr>
-              <w:t>Backend parse routes exist; UI integration proposed.</w:t>
+              <w:t>Authenticated routes exist; parser returns a fixed placeholder without a model call.</w:t>
             </w:r>
           </w:p>
         </w:tc>
@@ -1239,6 +1331,1089 @@
     <w:p>
       <w:r>
         <w:t>Current behaviour is grounded in connecto-api controllers and authentication code, connecto-app services and pages, and docs/continuation.md. BR01 to BR08 map to the completion phases in Connecto Implementation Plan. Code takes precedence over older README examples.</w:t>
+      </w:r>
+    </w:p>
+    <w:p>
+      <w:r>
+        <w:br w:type="page"/>
+      </w:r>
+    </w:p>
+    <w:p>
+      <w:pPr>
+        <w:pStyle w:val="Heading1"/>
+      </w:pPr>
+      <w:r>
+        <w:t>Consolidated scope and latest implementation</w:t>
+      </w:r>
+    </w:p>
+    <w:p>
+      <w:r>
+        <w:t>The foundation POC covers secure identity, persistent profiles and listings, validated listing terms, real discovery and explainable matching. The expanded domain MVP adds connection requests, explicit accepted terms, persistent coordination, independent completion reports, reciprocal feedback, optional outcome photos, safety operations and business measurement. All advertised workflows use server-owned state. Payments, escrow, logistics, subscriptions, complex bidding, professional certification and a composite trust score remain excluded. Detailed capacity, cancellation, review windows, retention, eligible categories and ages, image visibility, and staffing policies still require decisions before dependent release.</w:t>
+      </w:r>
+    </w:p>
+    <w:p>
+      <w:r>
+        <w:t>The initial foundation slice implements authenticated profile editing and member-scoped, paginated activity retrieval. Login loads persisted profile and activity; logout and account changes clear private session state. Session generations reject delayed API and Cognito responses from obsolete accounts. Tokens and private collections remain in memory; legacy shared private storage keys are removed. Local regression tests passed, while browser, SQL Server and AWS staging acceptance remain outstanding.</w:t>
+      </w:r>
+    </w:p>
+    <w:p>
+      <w:r>
+        <w:t>The current application remains React and JavaScript with one ASP.NET Core host and SQL Server. The initial MVP uses domain modules in that host. A stable App API and staged microservices remain the longer-term architectural target, with extraction gated on contracts, permissions and recovery evidence. Local repository scaffolds do not establish deployed services.</w:t>
+      </w:r>
+    </w:p>
+    <w:p>
+      <w:pPr>
+        <w:pStyle w:val="Heading1"/>
+      </w:pPr>
+      <w:r>
+        <w:t>Safety and ethical release requirements</w:t>
+      </w:r>
+    </w:p>
+    <w:p>
+      <w:r>
+        <w:t>Connecto recognises risks to requesters and providers arising from in-person contact and externally arranged payments, including violence, sexual harm, stalking, theft, fraud, non-payment, unsafe work, exploitation, discrimination and privacy breaches. Payment exclusion does not eliminate these risks. Before a real in-person pilot, approve permitted service categories and member ages, bilateral conduct rules, payment and contract boundaries, safeguarding exclusions or controls, insurance arrangements and staffed incident procedures. Safety reporting must remain available for cancelled, disputed and incomplete engagements. Ratings and ordinary identity checks must not be described as guarantees of safety, competence or payment protection. These are proposed release requirements, not implemented capabilities.</w:t>
+      </w:r>
+    </w:p>
+    <w:p>
+      <w:pPr>
+        <w:pStyle w:val="Heading1"/>
+      </w:pPr>
+      <w:r>
+        <w:t>Future architecture and service security</w:t>
+      </w:r>
+    </w:p>
+    <w:p>
+      <w:r>
+        <w:t>Member privacy, participant-only access and explicit staff permissions apply to all proposed domains. Independent completion and hidden reciprocal feedback cannot be bypassed by internal callers or delayed workflow steps. Security release gates include preventing cross-member resource access, private evidence leakage and fabricated agreement/reputation state. Repository separation does not add business scope. Staff access, retention, restriction timing and cancellation/review policies remain unresolved until explicitly adopted.</w:t>
+      </w:r>
+    </w:p>
+    <w:p>
+      <w:pPr>
+        <w:pStyle w:val="Heading1"/>
+      </w:pPr>
+      <w:r>
+        <w:t>POC and MVP delivery baseline</w:t>
+      </w:r>
+    </w:p>
+    <w:p>
+      <w:r>
+        <w:t>The proposed foundation POC demonstrates authenticated publishing, durable cross-session profile and listing access, real discovery and explainable matching. Configurable scoring and representative related-wording interpretation are acceptance requirements; structured extraction alone does not demonstrate semantic matching. Deferral requires an explicit scope decision. The proposed expanded domain MVP continues through connection request, acceptance of explicit terms, persisted coordination, independent completion reports, reciprocal feedback and optional outcome photos. Basic safety reporting, blocking, operator handling and cohort-based measurement accompany these workflows. All advertised release workflows use server-owned state. Payments, escrow, delivery logistics, subscriptions, complex bidding, professional certification and a composite trust score remain outside this scope. Capacity, cancellation, review publication, retention, image visibility, eligible categories/ages and safety operations require explicit decisions before dependent features release. The expanded scope is a proposed departure from historical POC exclusions; documentation adoption does not establish implementation status.</w:t>
+      </w:r>
+    </w:p>
+    <w:p>
+      <w:r>
+        <w:t>Measure discovery coverage, marked suitability, connection conversion, both-confirmed completion, disagreement, review participation, bilateral satisfaction, time to connect and repeat use with defined cohorts and observation windows. Report pending, unilateral, cancelled and disputed outcomes separately. Exclude demo data and deduplicate retries. Set pilot business targets with the owner before evaluation; engineering fixture thresholds are not marketplace success targets.</w:t>
+      </w:r>
+    </w:p>
+    <w:p>
+      <w:pPr>
+        <w:pStyle w:val="Heading1"/>
+      </w:pPr>
+      <w:r>
+        <w:t>Foundation implementation status</w:t>
+      </w:r>
+    </w:p>
+    <w:p>
+      <w:r>
+        <w:t>The initial foundation slice implements authenticated profile edits and member-scoped activity retrieval, with private frontend state cleared on logout/account change. This advances profile and durable listing retrieval requirements; it does not establish complete marketplace discovery, semantic matching, agreements, messaging or feedback. Staging and browser acceptance remain required.</w:t>
+      </w:r>
+    </w:p>
+    <w:p>
+      <w:pPr>
+        <w:pStyle w:val="Heading1"/>
+      </w:pPr>
+      <w:r>
+        <w:t>Original requirements traceability</w:t>
+      </w:r>
+    </w:p>
+    <w:p>
+      <w:r>
+        <w:t>The earlier Define Business Requirements conversation uses a separate BR-01 to BR-14 source numbering. Source BR-01 covers user/profile, BR-02 Need creation, BR-03 Offering creation, BR-04 multidimensional matching, BR-05 skills, BR-06 requirements, BR-07 availability, BR-08 budget, BR-09 location, BR-10 experience, BR-11 reputation, BR-12 explanations, BR-13 ranking, and BR-14 intelligent interpretation of related wording. Word BR01 and BR02 cover source BR-01; Word BR03 covers source BR-02; Word BR04 covers source BR-03; Word BR05 covers source BR-04 to BR-13; Word BR08 contributes to source BR-14 but parsing alone does not prove semantic matching. Source matching-weight defaults are skills 35, requirements 20, availability 15, budget 10, location 10, experience 5, and reputation 5 percent. Configurability is a requirement; these defaults are not evidence that configuration is active in code. Accept semantic interpretation only when representative differently worded Needs and Offerings produce useful, explainable results. Record any decision to defer source BR-14 explicitly rather than silently treating it as optional. Source scope excludes payments, mobile apps, complex bidding, subscriptions, autonomous agents, vector database infrastructure, contracts, dispute management, advanced identity verification, and complex transaction management; future scope proposals must be distinguished from this historical POC boundary.</w:t>
+      </w:r>
+    </w:p>
+    <w:p>
+      <w:pPr>
+        <w:pStyle w:val="Heading1"/>
+      </w:pPr>
+      <w:r>
+        <w:t>Decisions before dependent work</w:t>
+      </w:r>
+    </w:p>
+    <w:p>
+      <w:r>
+        <w:t>Record each decision with owner, date and acceptance consequence. Begin foundation work while later policies are resolved.</w:t>
+      </w:r>
+    </w:p>
+    <w:tbl>
+      <w:tblPr>
+        <w:tblW w:type="auto" w:w="0"/>
+        <w:tblLayout w:type="fixed"/>
+        <w:tblLook w:firstColumn="1" w:firstRow="1" w:lastColumn="0" w:lastRow="0" w:noHBand="0" w:noVBand="1" w:val="04A0"/>
+      </w:tblPr>
+      <w:tblGrid>
+        <w:gridCol w:w="1800"/>
+        <w:gridCol w:w="4392"/>
+        <w:gridCol w:w="3557"/>
+      </w:tblGrid>
+      <w:tr>
+        <w:trPr>
+          <w:tblHeader/>
+        </w:trPr>
+        <w:tc>
+          <w:tcPr>
+            <w:tcW w:type="dxa" w:w="1800"/>
+            <w:tcBorders>
+              <w:top w:val="single" w:sz="4" w:color="D9D9D9"/>
+              <w:left w:val="single" w:sz="4" w:color="D9D9D9"/>
+              <w:bottom w:val="single" w:sz="4" w:color="D9D9D9"/>
+              <w:right w:val="single" w:sz="4" w:color="D9D9D9"/>
+            </w:tcBorders>
+            <w:shd w:fill="DCE6EF"/>
+            <w:tcMar>
+              <w:top w:w="95" w:type="dxa"/>
+              <w:left w:w="95" w:type="dxa"/>
+              <w:bottom w:w="95" w:type="dxa"/>
+              <w:right w:w="95" w:type="dxa"/>
+            </w:tcMar>
+          </w:tcPr>
+          <w:p>
+            <w:pPr>
+              <w:spacing w:after="60" w:before="60"/>
+            </w:pPr>
+            <w:r>
+              <w:rPr>
+                <w:b/>
+                <w:sz w:val="20"/>
+              </w:rPr>
+              <w:t>Decision</w:t>
+            </w:r>
+          </w:p>
+        </w:tc>
+        <w:tc>
+          <w:tcPr>
+            <w:tcW w:type="dxa" w:w="4392"/>
+            <w:tcBorders>
+              <w:top w:val="single" w:sz="4" w:color="D9D9D9"/>
+              <w:left w:val="single" w:sz="4" w:color="D9D9D9"/>
+              <w:bottom w:val="single" w:sz="4" w:color="D9D9D9"/>
+              <w:right w:val="single" w:sz="4" w:color="D9D9D9"/>
+            </w:tcBorders>
+            <w:shd w:fill="DCE6EF"/>
+            <w:tcMar>
+              <w:top w:w="95" w:type="dxa"/>
+              <w:left w:w="95" w:type="dxa"/>
+              <w:bottom w:w="95" w:type="dxa"/>
+              <w:right w:w="95" w:type="dxa"/>
+            </w:tcMar>
+          </w:tcPr>
+          <w:p>
+            <w:pPr>
+              <w:spacing w:after="60" w:before="60"/>
+            </w:pPr>
+            <w:r>
+              <w:rPr>
+                <w:b/>
+                <w:sz w:val="20"/>
+              </w:rPr>
+              <w:t>Proposed starting point</w:t>
+            </w:r>
+          </w:p>
+        </w:tc>
+        <w:tc>
+          <w:tcPr>
+            <w:tcW w:type="dxa" w:w="3557"/>
+            <w:tcBorders>
+              <w:top w:val="single" w:sz="4" w:color="D9D9D9"/>
+              <w:left w:val="single" w:sz="4" w:color="D9D9D9"/>
+              <w:bottom w:val="single" w:sz="4" w:color="D9D9D9"/>
+              <w:right w:val="single" w:sz="4" w:color="D9D9D9"/>
+            </w:tcBorders>
+            <w:shd w:fill="DCE6EF"/>
+            <w:tcMar>
+              <w:top w:w="95" w:type="dxa"/>
+              <w:left w:w="95" w:type="dxa"/>
+              <w:bottom w:w="95" w:type="dxa"/>
+              <w:right w:w="95" w:type="dxa"/>
+            </w:tcMar>
+          </w:tcPr>
+          <w:p>
+            <w:pPr>
+              <w:spacing w:after="60" w:before="60"/>
+            </w:pPr>
+            <w:r>
+              <w:rPr>
+                <w:b/>
+                <w:sz w:val="20"/>
+              </w:rPr>
+              <w:t>Required before</w:t>
+            </w:r>
+          </w:p>
+        </w:tc>
+      </w:tr>
+      <w:tr>
+        <w:tc>
+          <w:tcPr>
+            <w:tcW w:type="dxa" w:w="1800"/>
+            <w:tcBorders>
+              <w:top w:val="single" w:sz="4" w:color="D9D9D9"/>
+              <w:left w:val="single" w:sz="4" w:color="D9D9D9"/>
+              <w:bottom w:val="single" w:sz="4" w:color="D9D9D9"/>
+              <w:right w:val="single" w:sz="4" w:color="D9D9D9"/>
+            </w:tcBorders>
+            <w:shd w:fill="FFFFFF"/>
+            <w:tcMar>
+              <w:top w:w="95" w:type="dxa"/>
+              <w:left w:w="95" w:type="dxa"/>
+              <w:bottom w:w="95" w:type="dxa"/>
+              <w:right w:w="95" w:type="dxa"/>
+            </w:tcMar>
+          </w:tcPr>
+          <w:p>
+            <w:pPr>
+              <w:spacing w:after="60" w:before="60"/>
+            </w:pPr>
+            <w:r>
+              <w:rPr>
+                <w:b w:val="0"/>
+                <w:sz w:val="20"/>
+              </w:rPr>
+              <w:t>Delivery topology</w:t>
+            </w:r>
+          </w:p>
+        </w:tc>
+        <w:tc>
+          <w:tcPr>
+            <w:tcW w:type="dxa" w:w="4392"/>
+            <w:tcBorders>
+              <w:top w:val="single" w:sz="4" w:color="D9D9D9"/>
+              <w:left w:val="single" w:sz="4" w:color="D9D9D9"/>
+              <w:bottom w:val="single" w:sz="4" w:color="D9D9D9"/>
+              <w:right w:val="single" w:sz="4" w:color="D9D9D9"/>
+            </w:tcBorders>
+            <w:shd w:fill="FFFFFF"/>
+            <w:tcMar>
+              <w:top w:w="95" w:type="dxa"/>
+              <w:left w:w="95" w:type="dxa"/>
+              <w:bottom w:w="95" w:type="dxa"/>
+              <w:right w:w="95" w:type="dxa"/>
+            </w:tcMar>
+          </w:tcPr>
+          <w:p>
+            <w:pPr>
+              <w:spacing w:after="60" w:before="60"/>
+            </w:pPr>
+            <w:r>
+              <w:rPr>
+                <w:b w:val="0"/>
+                <w:sz w:val="20"/>
+              </w:rPr>
+              <w:t>Domain modules in current host; preserve extraction contracts</w:t>
+            </w:r>
+          </w:p>
+        </w:tc>
+        <w:tc>
+          <w:tcPr>
+            <w:tcW w:type="dxa" w:w="3557"/>
+            <w:tcBorders>
+              <w:top w:val="single" w:sz="4" w:color="D9D9D9"/>
+              <w:left w:val="single" w:sz="4" w:color="D9D9D9"/>
+              <w:bottom w:val="single" w:sz="4" w:color="D9D9D9"/>
+              <w:right w:val="single" w:sz="4" w:color="D9D9D9"/>
+            </w:tcBorders>
+            <w:shd w:fill="FFFFFF"/>
+            <w:tcMar>
+              <w:top w:w="95" w:type="dxa"/>
+              <w:left w:w="95" w:type="dxa"/>
+              <w:bottom w:w="95" w:type="dxa"/>
+              <w:right w:w="95" w:type="dxa"/>
+            </w:tcMar>
+          </w:tcPr>
+          <w:p>
+            <w:pPr>
+              <w:spacing w:after="60" w:before="60"/>
+            </w:pPr>
+            <w:r>
+              <w:rPr>
+                <w:b w:val="0"/>
+                <w:sz w:val="20"/>
+              </w:rPr>
+              <w:t>New lifecycle implementation</w:t>
+            </w:r>
+          </w:p>
+        </w:tc>
+      </w:tr>
+      <w:tr>
+        <w:tc>
+          <w:tcPr>
+            <w:tcW w:type="dxa" w:w="1800"/>
+            <w:tcBorders>
+              <w:top w:val="single" w:sz="4" w:color="D9D9D9"/>
+              <w:left w:val="single" w:sz="4" w:color="D9D9D9"/>
+              <w:bottom w:val="single" w:sz="4" w:color="D9D9D9"/>
+              <w:right w:val="single" w:sz="4" w:color="D9D9D9"/>
+            </w:tcBorders>
+            <w:shd w:fill="F4F6F8"/>
+            <w:tcMar>
+              <w:top w:w="95" w:type="dxa"/>
+              <w:left w:w="95" w:type="dxa"/>
+              <w:bottom w:w="95" w:type="dxa"/>
+              <w:right w:w="95" w:type="dxa"/>
+            </w:tcMar>
+          </w:tcPr>
+          <w:p>
+            <w:pPr>
+              <w:spacing w:after="60" w:before="60"/>
+            </w:pPr>
+            <w:r>
+              <w:rPr>
+                <w:b w:val="0"/>
+                <w:sz w:val="20"/>
+              </w:rPr>
+              <w:t>Taxonomy and price contract</w:t>
+            </w:r>
+          </w:p>
+        </w:tc>
+        <w:tc>
+          <w:tcPr>
+            <w:tcW w:type="dxa" w:w="4392"/>
+            <w:tcBorders>
+              <w:top w:val="single" w:sz="4" w:color="D9D9D9"/>
+              <w:left w:val="single" w:sz="4" w:color="D9D9D9"/>
+              <w:bottom w:val="single" w:sz="4" w:color="D9D9D9"/>
+              <w:right w:val="single" w:sz="4" w:color="D9D9D9"/>
+            </w:tcBorders>
+            <w:shd w:fill="F4F6F8"/>
+            <w:tcMar>
+              <w:top w:w="95" w:type="dxa"/>
+              <w:left w:w="95" w:type="dxa"/>
+              <w:bottom w:w="95" w:type="dxa"/>
+              <w:right w:w="95" w:type="dxa"/>
+            </w:tcMar>
+          </w:tcPr>
+          <w:p>
+            <w:pPr>
+              <w:spacing w:after="60" w:before="60"/>
+            </w:pPr>
+            <w:r>
+              <w:rPr>
+                <w:b w:val="0"/>
+                <w:sz w:val="20"/>
+              </w:rPr>
+              <w:t>Managed taxonomy; explicit currency and hourly/fixed/free/negotiable basis; legacy unknowns retained</w:t>
+            </w:r>
+          </w:p>
+        </w:tc>
+        <w:tc>
+          <w:tcPr>
+            <w:tcW w:type="dxa" w:w="3557"/>
+            <w:tcBorders>
+              <w:top w:val="single" w:sz="4" w:color="D9D9D9"/>
+              <w:left w:val="single" w:sz="4" w:color="D9D9D9"/>
+              <w:bottom w:val="single" w:sz="4" w:color="D9D9D9"/>
+              <w:right w:val="single" w:sz="4" w:color="D9D9D9"/>
+            </w:tcBorders>
+            <w:shd w:fill="F4F6F8"/>
+            <w:tcMar>
+              <w:top w:w="95" w:type="dxa"/>
+              <w:left w:w="95" w:type="dxa"/>
+              <w:bottom w:w="95" w:type="dxa"/>
+              <w:right w:w="95" w:type="dxa"/>
+            </w:tcMar>
+          </w:tcPr>
+          <w:p>
+            <w:pPr>
+              <w:spacing w:after="60" w:before="60"/>
+            </w:pPr>
+            <w:r>
+              <w:rPr>
+                <w:b w:val="0"/>
+                <w:sz w:val="20"/>
+              </w:rPr>
+              <w:t>Listing schema and ranking</w:t>
+            </w:r>
+          </w:p>
+        </w:tc>
+      </w:tr>
+      <w:tr>
+        <w:tc>
+          <w:tcPr>
+            <w:tcW w:type="dxa" w:w="1800"/>
+            <w:tcBorders>
+              <w:top w:val="single" w:sz="4" w:color="D9D9D9"/>
+              <w:left w:val="single" w:sz="4" w:color="D9D9D9"/>
+              <w:bottom w:val="single" w:sz="4" w:color="D9D9D9"/>
+              <w:right w:val="single" w:sz="4" w:color="D9D9D9"/>
+            </w:tcBorders>
+            <w:shd w:fill="FFFFFF"/>
+            <w:tcMar>
+              <w:top w:w="95" w:type="dxa"/>
+              <w:left w:w="95" w:type="dxa"/>
+              <w:bottom w:w="95" w:type="dxa"/>
+              <w:right w:w="95" w:type="dxa"/>
+            </w:tcMar>
+          </w:tcPr>
+          <w:p>
+            <w:pPr>
+              <w:spacing w:after="60" w:before="60"/>
+            </w:pPr>
+            <w:r>
+              <w:rPr>
+                <w:b w:val="0"/>
+                <w:sz w:val="20"/>
+              </w:rPr>
+              <w:t>Eligibility and semantics</w:t>
+            </w:r>
+          </w:p>
+        </w:tc>
+        <w:tc>
+          <w:tcPr>
+            <w:tcW w:type="dxa" w:w="4392"/>
+            <w:tcBorders>
+              <w:top w:val="single" w:sz="4" w:color="D9D9D9"/>
+              <w:left w:val="single" w:sz="4" w:color="D9D9D9"/>
+              <w:bottom w:val="single" w:sz="4" w:color="D9D9D9"/>
+              <w:right w:val="single" w:sz="4" w:color="D9D9D9"/>
+            </w:tcBorders>
+            <w:shd w:fill="FFFFFF"/>
+            <w:tcMar>
+              <w:top w:w="95" w:type="dxa"/>
+              <w:left w:w="95" w:type="dxa"/>
+              <w:bottom w:w="95" w:type="dxa"/>
+              <w:right w:w="95" w:type="dxa"/>
+            </w:tcMar>
+          </w:tcPr>
+          <w:p>
+            <w:pPr>
+              <w:spacing w:after="60" w:before="60"/>
+            </w:pPr>
+            <w:r>
+              <w:rPr>
+                <w:b w:val="0"/>
+                <w:sz w:val="20"/>
+              </w:rPr>
+              <w:t>Separate hard exclusions from soft preferences; approved related-wording evaluation set</w:t>
+            </w:r>
+          </w:p>
+        </w:tc>
+        <w:tc>
+          <w:tcPr>
+            <w:tcW w:type="dxa" w:w="3557"/>
+            <w:tcBorders>
+              <w:top w:val="single" w:sz="4" w:color="D9D9D9"/>
+              <w:left w:val="single" w:sz="4" w:color="D9D9D9"/>
+              <w:bottom w:val="single" w:sz="4" w:color="D9D9D9"/>
+              <w:right w:val="single" w:sz="4" w:color="D9D9D9"/>
+            </w:tcBorders>
+            <w:shd w:fill="FFFFFF"/>
+            <w:tcMar>
+              <w:top w:w="95" w:type="dxa"/>
+              <w:left w:w="95" w:type="dxa"/>
+              <w:bottom w:w="95" w:type="dxa"/>
+              <w:right w:w="95" w:type="dxa"/>
+            </w:tcMar>
+          </w:tcPr>
+          <w:p>
+            <w:pPr>
+              <w:spacing w:after="60" w:before="60"/>
+            </w:pPr>
+            <w:r>
+              <w:rPr>
+                <w:b w:val="0"/>
+                <w:sz w:val="20"/>
+              </w:rPr>
+              <w:t>Discovery acceptance</w:t>
+            </w:r>
+          </w:p>
+        </w:tc>
+      </w:tr>
+      <w:tr>
+        <w:tc>
+          <w:tcPr>
+            <w:tcW w:type="dxa" w:w="1800"/>
+            <w:tcBorders>
+              <w:top w:val="single" w:sz="4" w:color="D9D9D9"/>
+              <w:left w:val="single" w:sz="4" w:color="D9D9D9"/>
+              <w:bottom w:val="single" w:sz="4" w:color="D9D9D9"/>
+              <w:right w:val="single" w:sz="4" w:color="D9D9D9"/>
+            </w:tcBorders>
+            <w:shd w:fill="F4F6F8"/>
+            <w:tcMar>
+              <w:top w:w="95" w:type="dxa"/>
+              <w:left w:w="95" w:type="dxa"/>
+              <w:bottom w:w="95" w:type="dxa"/>
+              <w:right w:w="95" w:type="dxa"/>
+            </w:tcMar>
+          </w:tcPr>
+          <w:p>
+            <w:pPr>
+              <w:spacing w:after="60" w:before="60"/>
+            </w:pPr>
+            <w:r>
+              <w:rPr>
+                <w:b w:val="0"/>
+                <w:sz w:val="20"/>
+              </w:rPr>
+              <w:t>Need capacity</w:t>
+            </w:r>
+          </w:p>
+        </w:tc>
+        <w:tc>
+          <w:tcPr>
+            <w:tcW w:type="dxa" w:w="4392"/>
+            <w:tcBorders>
+              <w:top w:val="single" w:sz="4" w:color="D9D9D9"/>
+              <w:left w:val="single" w:sz="4" w:color="D9D9D9"/>
+              <w:bottom w:val="single" w:sz="4" w:color="D9D9D9"/>
+              <w:right w:val="single" w:sz="4" w:color="D9D9D9"/>
+            </w:tcBorders>
+            <w:shd w:fill="F4F6F8"/>
+            <w:tcMar>
+              <w:top w:w="95" w:type="dxa"/>
+              <w:left w:w="95" w:type="dxa"/>
+              <w:bottom w:w="95" w:type="dxa"/>
+              <w:right w:w="95" w:type="dxa"/>
+            </w:tcMar>
+          </w:tcPr>
+          <w:p>
+            <w:pPr>
+              <w:spacing w:after="60" w:before="60"/>
+            </w:pPr>
+            <w:r>
+              <w:rPr>
+                <w:b w:val="0"/>
+                <w:sz w:val="20"/>
+              </w:rPr>
+              <w:t>One active engagement per Need; no global restriction on provider engagements</w:t>
+            </w:r>
+          </w:p>
+        </w:tc>
+        <w:tc>
+          <w:tcPr>
+            <w:tcW w:type="dxa" w:w="3557"/>
+            <w:tcBorders>
+              <w:top w:val="single" w:sz="4" w:color="D9D9D9"/>
+              <w:left w:val="single" w:sz="4" w:color="D9D9D9"/>
+              <w:bottom w:val="single" w:sz="4" w:color="D9D9D9"/>
+              <w:right w:val="single" w:sz="4" w:color="D9D9D9"/>
+            </w:tcBorders>
+            <w:shd w:fill="F4F6F8"/>
+            <w:tcMar>
+              <w:top w:w="95" w:type="dxa"/>
+              <w:left w:w="95" w:type="dxa"/>
+              <w:bottom w:w="95" w:type="dxa"/>
+              <w:right w:w="95" w:type="dxa"/>
+            </w:tcMar>
+          </w:tcPr>
+          <w:p>
+            <w:pPr>
+              <w:spacing w:after="60" w:before="60"/>
+            </w:pPr>
+            <w:r>
+              <w:rPr>
+                <w:b w:val="0"/>
+                <w:sz w:val="20"/>
+              </w:rPr>
+              <w:t>Connection acceptance</w:t>
+            </w:r>
+          </w:p>
+        </w:tc>
+      </w:tr>
+      <w:tr>
+        <w:tc>
+          <w:tcPr>
+            <w:tcW w:type="dxa" w:w="1800"/>
+            <w:tcBorders>
+              <w:top w:val="single" w:sz="4" w:color="D9D9D9"/>
+              <w:left w:val="single" w:sz="4" w:color="D9D9D9"/>
+              <w:bottom w:val="single" w:sz="4" w:color="D9D9D9"/>
+              <w:right w:val="single" w:sz="4" w:color="D9D9D9"/>
+            </w:tcBorders>
+            <w:shd w:fill="FFFFFF"/>
+            <w:tcMar>
+              <w:top w:w="95" w:type="dxa"/>
+              <w:left w:w="95" w:type="dxa"/>
+              <w:bottom w:w="95" w:type="dxa"/>
+              <w:right w:w="95" w:type="dxa"/>
+            </w:tcMar>
+          </w:tcPr>
+          <w:p>
+            <w:pPr>
+              <w:spacing w:after="60" w:before="60"/>
+            </w:pPr>
+            <w:r>
+              <w:rPr>
+                <w:b w:val="0"/>
+                <w:sz w:val="20"/>
+              </w:rPr>
+              <w:t>Cancellation and disagreements</w:t>
+            </w:r>
+          </w:p>
+        </w:tc>
+        <w:tc>
+          <w:tcPr>
+            <w:tcW w:type="dxa" w:w="4392"/>
+            <w:tcBorders>
+              <w:top w:val="single" w:sz="4" w:color="D9D9D9"/>
+              <w:left w:val="single" w:sz="4" w:color="D9D9D9"/>
+              <w:bottom w:val="single" w:sz="4" w:color="D9D9D9"/>
+              <w:right w:val="single" w:sz="4" w:color="D9D9D9"/>
+            </w:tcBorders>
+            <w:shd w:fill="FFFFFF"/>
+            <w:tcMar>
+              <w:top w:w="95" w:type="dxa"/>
+              <w:left w:w="95" w:type="dxa"/>
+              <w:bottom w:w="95" w:type="dxa"/>
+              <w:right w:w="95" w:type="dxa"/>
+            </w:tcMar>
+          </w:tcPr>
+          <w:p>
+            <w:pPr>
+              <w:spacing w:after="60" w:before="60"/>
+            </w:pPr>
+            <w:r>
+              <w:rPr>
+                <w:b w:val="0"/>
+                <w:sz w:val="20"/>
+              </w:rPr>
+              <w:t>Explicit permitted transitions, independent reports and human case process; safety reporting available at any stage</w:t>
+            </w:r>
+          </w:p>
+        </w:tc>
+        <w:tc>
+          <w:tcPr>
+            <w:tcW w:type="dxa" w:w="3557"/>
+            <w:tcBorders>
+              <w:top w:val="single" w:sz="4" w:color="D9D9D9"/>
+              <w:left w:val="single" w:sz="4" w:color="D9D9D9"/>
+              <w:bottom w:val="single" w:sz="4" w:color="D9D9D9"/>
+              <w:right w:val="single" w:sz="4" w:color="D9D9D9"/>
+            </w:tcBorders>
+            <w:shd w:fill="FFFFFF"/>
+            <w:tcMar>
+              <w:top w:w="95" w:type="dxa"/>
+              <w:left w:w="95" w:type="dxa"/>
+              <w:bottom w:w="95" w:type="dxa"/>
+              <w:right w:w="95" w:type="dxa"/>
+            </w:tcMar>
+          </w:tcPr>
+          <w:p>
+            <w:pPr>
+              <w:spacing w:after="60" w:before="60"/>
+            </w:pPr>
+            <w:r>
+              <w:rPr>
+                <w:b w:val="0"/>
+                <w:sz w:val="20"/>
+              </w:rPr>
+              <w:t>Engagement release</w:t>
+            </w:r>
+          </w:p>
+        </w:tc>
+      </w:tr>
+      <w:tr>
+        <w:tc>
+          <w:tcPr>
+            <w:tcW w:type="dxa" w:w="1800"/>
+            <w:tcBorders>
+              <w:top w:val="single" w:sz="4" w:color="D9D9D9"/>
+              <w:left w:val="single" w:sz="4" w:color="D9D9D9"/>
+              <w:bottom w:val="single" w:sz="4" w:color="D9D9D9"/>
+              <w:right w:val="single" w:sz="4" w:color="D9D9D9"/>
+            </w:tcBorders>
+            <w:shd w:fill="F4F6F8"/>
+            <w:tcMar>
+              <w:top w:w="95" w:type="dxa"/>
+              <w:left w:w="95" w:type="dxa"/>
+              <w:bottom w:w="95" w:type="dxa"/>
+              <w:right w:w="95" w:type="dxa"/>
+            </w:tcMar>
+          </w:tcPr>
+          <w:p>
+            <w:pPr>
+              <w:spacing w:after="60" w:before="60"/>
+            </w:pPr>
+            <w:r>
+              <w:rPr>
+                <w:b w:val="0"/>
+                <w:sz w:val="20"/>
+              </w:rPr>
+              <w:t>Feedback</w:t>
+            </w:r>
+          </w:p>
+        </w:tc>
+        <w:tc>
+          <w:tcPr>
+            <w:tcW w:type="dxa" w:w="4392"/>
+            <w:tcBorders>
+              <w:top w:val="single" w:sz="4" w:color="D9D9D9"/>
+              <w:left w:val="single" w:sz="4" w:color="D9D9D9"/>
+              <w:bottom w:val="single" w:sz="4" w:color="D9D9D9"/>
+              <w:right w:val="single" w:sz="4" w:color="D9D9D9"/>
+            </w:tcBorders>
+            <w:shd w:fill="F4F6F8"/>
+            <w:tcMar>
+              <w:top w:w="95" w:type="dxa"/>
+              <w:left w:w="95" w:type="dxa"/>
+              <w:bottom w:w="95" w:type="dxa"/>
+              <w:right w:w="95" w:type="dxa"/>
+            </w:tcMar>
+          </w:tcPr>
+          <w:p>
+            <w:pPr>
+              <w:spacing w:after="60" w:before="60"/>
+            </w:pPr>
+            <w:r>
+              <w:rPr>
+                <w:b w:val="0"/>
+                <w:sz w:val="20"/>
+              </w:rPr>
+              <w:t>Both-confirmed eligibility; role dimensions; hidden reciprocal submission; approved publication window, editing and withdrawal rules</w:t>
+            </w:r>
+          </w:p>
+        </w:tc>
+        <w:tc>
+          <w:tcPr>
+            <w:tcW w:type="dxa" w:w="3557"/>
+            <w:tcBorders>
+              <w:top w:val="single" w:sz="4" w:color="D9D9D9"/>
+              <w:left w:val="single" w:sz="4" w:color="D9D9D9"/>
+              <w:bottom w:val="single" w:sz="4" w:color="D9D9D9"/>
+              <w:right w:val="single" w:sz="4" w:color="D9D9D9"/>
+            </w:tcBorders>
+            <w:shd w:fill="F4F6F8"/>
+            <w:tcMar>
+              <w:top w:w="95" w:type="dxa"/>
+              <w:left w:w="95" w:type="dxa"/>
+              <w:bottom w:w="95" w:type="dxa"/>
+              <w:right w:w="95" w:type="dxa"/>
+            </w:tcMar>
+          </w:tcPr>
+          <w:p>
+            <w:pPr>
+              <w:spacing w:after="60" w:before="60"/>
+            </w:pPr>
+            <w:r>
+              <w:rPr>
+                <w:b w:val="0"/>
+                <w:sz w:val="20"/>
+              </w:rPr>
+              <w:t>Review release</w:t>
+            </w:r>
+          </w:p>
+        </w:tc>
+      </w:tr>
+      <w:tr>
+        <w:tc>
+          <w:tcPr>
+            <w:tcW w:type="dxa" w:w="1800"/>
+            <w:tcBorders>
+              <w:top w:val="single" w:sz="4" w:color="D9D9D9"/>
+              <w:left w:val="single" w:sz="4" w:color="D9D9D9"/>
+              <w:bottom w:val="single" w:sz="4" w:color="D9D9D9"/>
+              <w:right w:val="single" w:sz="4" w:color="D9D9D9"/>
+            </w:tcBorders>
+            <w:shd w:fill="FFFFFF"/>
+            <w:tcMar>
+              <w:top w:w="95" w:type="dxa"/>
+              <w:left w:w="95" w:type="dxa"/>
+              <w:bottom w:w="95" w:type="dxa"/>
+              <w:right w:w="95" w:type="dxa"/>
+            </w:tcMar>
+          </w:tcPr>
+          <w:p>
+            <w:pPr>
+              <w:spacing w:after="60" w:before="60"/>
+            </w:pPr>
+            <w:r>
+              <w:rPr>
+                <w:b w:val="0"/>
+                <w:sz w:val="20"/>
+              </w:rPr>
+              <w:t>Media and retention</w:t>
+            </w:r>
+          </w:p>
+        </w:tc>
+        <w:tc>
+          <w:tcPr>
+            <w:tcW w:type="dxa" w:w="4392"/>
+            <w:tcBorders>
+              <w:top w:val="single" w:sz="4" w:color="D9D9D9"/>
+              <w:left w:val="single" w:sz="4" w:color="D9D9D9"/>
+              <w:bottom w:val="single" w:sz="4" w:color="D9D9D9"/>
+              <w:right w:val="single" w:sz="4" w:color="D9D9D9"/>
+            </w:tcBorders>
+            <w:shd w:fill="FFFFFF"/>
+            <w:tcMar>
+              <w:top w:w="95" w:type="dxa"/>
+              <w:left w:w="95" w:type="dxa"/>
+              <w:bottom w:w="95" w:type="dxa"/>
+              <w:right w:w="95" w:type="dxa"/>
+            </w:tcMar>
+          </w:tcPr>
+          <w:p>
+            <w:pPr>
+              <w:spacing w:after="60" w:before="60"/>
+            </w:pPr>
+            <w:r>
+              <w:rPr>
+                <w:b w:val="0"/>
+                <w:sz w:val="20"/>
+              </w:rPr>
+              <w:t>Explicit public/private visibility and parent permissions; approved limits and retention for each data class</w:t>
+            </w:r>
+          </w:p>
+        </w:tc>
+        <w:tc>
+          <w:tcPr>
+            <w:tcW w:type="dxa" w:w="3557"/>
+            <w:tcBorders>
+              <w:top w:val="single" w:sz="4" w:color="D9D9D9"/>
+              <w:left w:val="single" w:sz="4" w:color="D9D9D9"/>
+              <w:bottom w:val="single" w:sz="4" w:color="D9D9D9"/>
+              <w:right w:val="single" w:sz="4" w:color="D9D9D9"/>
+            </w:tcBorders>
+            <w:shd w:fill="FFFFFF"/>
+            <w:tcMar>
+              <w:top w:w="95" w:type="dxa"/>
+              <w:left w:w="95" w:type="dxa"/>
+              <w:bottom w:w="95" w:type="dxa"/>
+              <w:right w:w="95" w:type="dxa"/>
+            </w:tcMar>
+          </w:tcPr>
+          <w:p>
+            <w:pPr>
+              <w:spacing w:after="60" w:before="60"/>
+            </w:pPr>
+            <w:r>
+              <w:rPr>
+                <w:b w:val="0"/>
+                <w:sz w:val="20"/>
+              </w:rPr>
+              <w:t>Chat/media pilot</w:t>
+            </w:r>
+          </w:p>
+        </w:tc>
+      </w:tr>
+      <w:tr>
+        <w:tc>
+          <w:tcPr>
+            <w:tcW w:type="dxa" w:w="1800"/>
+            <w:tcBorders>
+              <w:top w:val="single" w:sz="4" w:color="D9D9D9"/>
+              <w:left w:val="single" w:sz="4" w:color="D9D9D9"/>
+              <w:bottom w:val="single" w:sz="4" w:color="D9D9D9"/>
+              <w:right w:val="single" w:sz="4" w:color="D9D9D9"/>
+            </w:tcBorders>
+            <w:shd w:fill="F4F6F8"/>
+            <w:tcMar>
+              <w:top w:w="95" w:type="dxa"/>
+              <w:left w:w="95" w:type="dxa"/>
+              <w:bottom w:w="95" w:type="dxa"/>
+              <w:right w:w="95" w:type="dxa"/>
+            </w:tcMar>
+          </w:tcPr>
+          <w:p>
+            <w:pPr>
+              <w:spacing w:after="60" w:before="60"/>
+            </w:pPr>
+            <w:r>
+              <w:rPr>
+                <w:b w:val="0"/>
+                <w:sz w:val="20"/>
+              </w:rPr>
+              <w:t>Safety operations</w:t>
+            </w:r>
+          </w:p>
+        </w:tc>
+        <w:tc>
+          <w:tcPr>
+            <w:tcW w:type="dxa" w:w="4392"/>
+            <w:tcBorders>
+              <w:top w:val="single" w:sz="4" w:color="D9D9D9"/>
+              <w:left w:val="single" w:sz="4" w:color="D9D9D9"/>
+              <w:bottom w:val="single" w:sz="4" w:color="D9D9D9"/>
+              <w:right w:val="single" w:sz="4" w:color="D9D9D9"/>
+            </w:tcBorders>
+            <w:shd w:fill="F4F6F8"/>
+            <w:tcMar>
+              <w:top w:w="95" w:type="dxa"/>
+              <w:left w:w="95" w:type="dxa"/>
+              <w:bottom w:w="95" w:type="dxa"/>
+              <w:right w:w="95" w:type="dxa"/>
+            </w:tcMar>
+          </w:tcPr>
+          <w:p>
+            <w:pPr>
+              <w:spacing w:after="60" w:before="60"/>
+            </w:pPr>
+            <w:r>
+              <w:rPr>
+                <w:b w:val="0"/>
+                <w:sz w:val="20"/>
+              </w:rPr>
+              <w:t>Eligible categories/ages, named reviewer, staff permissions, support coverage and escalation/appeal route</w:t>
+            </w:r>
+          </w:p>
+        </w:tc>
+        <w:tc>
+          <w:tcPr>
+            <w:tcW w:type="dxa" w:w="3557"/>
+            <w:tcBorders>
+              <w:top w:val="single" w:sz="4" w:color="D9D9D9"/>
+              <w:left w:val="single" w:sz="4" w:color="D9D9D9"/>
+              <w:bottom w:val="single" w:sz="4" w:color="D9D9D9"/>
+              <w:right w:val="single" w:sz="4" w:color="D9D9D9"/>
+            </w:tcBorders>
+            <w:shd w:fill="F4F6F8"/>
+            <w:tcMar>
+              <w:top w:w="95" w:type="dxa"/>
+              <w:left w:w="95" w:type="dxa"/>
+              <w:bottom w:w="95" w:type="dxa"/>
+              <w:right w:w="95" w:type="dxa"/>
+            </w:tcMar>
+          </w:tcPr>
+          <w:p>
+            <w:pPr>
+              <w:spacing w:after="60" w:before="60"/>
+            </w:pPr>
+            <w:r>
+              <w:rPr>
+                <w:b w:val="0"/>
+                <w:sz w:val="20"/>
+              </w:rPr>
+              <w:t>Real-member interaction pilot</w:t>
+            </w:r>
+          </w:p>
+        </w:tc>
+      </w:tr>
+      <w:tr>
+        <w:tc>
+          <w:tcPr>
+            <w:tcW w:type="dxa" w:w="1800"/>
+            <w:tcBorders>
+              <w:top w:val="single" w:sz="4" w:color="D9D9D9"/>
+              <w:left w:val="single" w:sz="4" w:color="D9D9D9"/>
+              <w:bottom w:val="single" w:sz="4" w:color="D9D9D9"/>
+              <w:right w:val="single" w:sz="4" w:color="D9D9D9"/>
+            </w:tcBorders>
+            <w:shd w:fill="FFFFFF"/>
+            <w:tcMar>
+              <w:top w:w="95" w:type="dxa"/>
+              <w:left w:w="95" w:type="dxa"/>
+              <w:bottom w:w="95" w:type="dxa"/>
+              <w:right w:w="95" w:type="dxa"/>
+            </w:tcMar>
+          </w:tcPr>
+          <w:p>
+            <w:pPr>
+              <w:spacing w:after="60" w:before="60"/>
+            </w:pPr>
+            <w:r>
+              <w:rPr>
+                <w:b w:val="0"/>
+                <w:sz w:val="20"/>
+              </w:rPr>
+              <w:t>Pilot objectives</w:t>
+            </w:r>
+          </w:p>
+        </w:tc>
+        <w:tc>
+          <w:tcPr>
+            <w:tcW w:type="dxa" w:w="4392"/>
+            <w:tcBorders>
+              <w:top w:val="single" w:sz="4" w:color="D9D9D9"/>
+              <w:left w:val="single" w:sz="4" w:color="D9D9D9"/>
+              <w:bottom w:val="single" w:sz="4" w:color="D9D9D9"/>
+              <w:right w:val="single" w:sz="4" w:color="D9D9D9"/>
+            </w:tcBorders>
+            <w:shd w:fill="FFFFFF"/>
+            <w:tcMar>
+              <w:top w:w="95" w:type="dxa"/>
+              <w:left w:w="95" w:type="dxa"/>
+              <w:bottom w:w="95" w:type="dxa"/>
+              <w:right w:w="95" w:type="dxa"/>
+            </w:tcMar>
+          </w:tcPr>
+          <w:p>
+            <w:pPr>
+              <w:spacing w:after="60" w:before="60"/>
+            </w:pPr>
+            <w:r>
+              <w:rPr>
+                <w:b w:val="0"/>
+                <w:sz w:val="20"/>
+              </w:rPr>
+              <w:t>Cohort, observation periods and success targets approved before collecting outcome evidence</w:t>
+            </w:r>
+          </w:p>
+        </w:tc>
+        <w:tc>
+          <w:tcPr>
+            <w:tcW w:type="dxa" w:w="3557"/>
+            <w:tcBorders>
+              <w:top w:val="single" w:sz="4" w:color="D9D9D9"/>
+              <w:left w:val="single" w:sz="4" w:color="D9D9D9"/>
+              <w:bottom w:val="single" w:sz="4" w:color="D9D9D9"/>
+              <w:right w:val="single" w:sz="4" w:color="D9D9D9"/>
+            </w:tcBorders>
+            <w:shd w:fill="FFFFFF"/>
+            <w:tcMar>
+              <w:top w:w="95" w:type="dxa"/>
+              <w:left w:w="95" w:type="dxa"/>
+              <w:bottom w:w="95" w:type="dxa"/>
+              <w:right w:w="95" w:type="dxa"/>
+            </w:tcMar>
+          </w:tcPr>
+          <w:p>
+            <w:pPr>
+              <w:spacing w:after="60" w:before="60"/>
+            </w:pPr>
+            <w:r>
+              <w:rPr>
+                <w:b w:val="0"/>
+                <w:sz w:val="20"/>
+              </w:rPr>
+              <w:t>Pilot evaluation</w:t>
+            </w:r>
+          </w:p>
+        </w:tc>
+      </w:tr>
+    </w:tbl>
+    <w:p/>
+    <w:p>
+      <w:pPr>
+        <w:pStyle w:val="Heading1"/>
+      </w:pPr>
+      <w:r>
+        <w:t>Business measurement</w:t>
+      </w:r>
+    </w:p>
+    <w:p>
+      <w:r>
+        <w:t>Capture timestamps and deduplicated milestones from S2 onward. Report discovery coverage, requester-marked suitability, accepted-connection conversion, both-confirmed completion, disagreement rate, eligible review participation, bilateral satisfaction, time to connect and repeat use with defined cohorts/windows. Show pending, one-confirmed, cancelled and disputed outcomes separately. Publish each numerator/denominator and review coverage. Set pilot business targets with the owner before evaluation; the semantic fixture target above is an engineering assessment, not marketplace success.</w:t>
+      </w:r>
+    </w:p>
+    <w:p>
+      <w:pPr>
+        <w:pStyle w:val="Heading1"/>
+      </w:pPr>
+      <w:r>
+        <w:t>Revision sources and verification</w:t>
+      </w:r>
+    </w:p>
+    <w:p>
+      <w:r>
+        <w:t>DCR-2026-10-01-008 consolidates source proposals 002, 003, 004, 005, 006 and 007. Source chats: Identify external service risks; Design domain microservices and app; Define Connecto domain boundaries; Plan and implement the POC MVP; Define Business Requirements; Security Assessments. Exact chat and turn references are retained in docs/document-change-register.md.</w:t>
+      </w:r>
+    </w:p>
+    <w:p>
+      <w:r>
+        <w:t>Latest code evidence: UserController.cs, useConnecto.js, sessionScope.js, cognito.js and api.js. Reported local verification: 21 backend tests and 22 frontend tests, lint and production build passed. EF InMemory checks do not establish real SQL Server concurrency, browser or AWS behaviour. Target services, safety operations, messaging, reviews, photos and extraction remain future implementation.</w:t>
+      </w:r>
+    </w:p>
+    <w:p>
+      <w:r>
+        <w:t>Conflict resolution: latest foundation status supersedes older profile/cache gaps; latest MVP plan governs initial delivery inside the existing host; microservices design version 0.2 governs later extraction and acceptance finalisation. Historical source scope and old version history remain identifiable. Undecided operating policies are release dependencies, not silently assigned values.</w:t>
       </w:r>
     </w:p>
     <w:sectPr>

--- a/Connecto_Business_Requirements.docx
+++ b/Connecto_Business_Requirements.docx
@@ -12,7 +12,7 @@
     </w:p>
     <w:p>
       <w:r>
-        <w:t>Version 2.0  |  1 October 2026</w:t>
+        <w:t>Version 2.1  |  4 October 2026</w:t>
       </w:r>
     </w:p>
     <w:p>
@@ -326,6 +326,38 @@
                 <w:sz w:val="20"/>
               </w:rPr>
               <w:t>DCR-008 consolidated DCRs 002 to 007; safety, future architecture, security, delivery gates, source traceability, local repository inventory and latest foundation status. User authorised consolidation with latest-version conflict resolution in Add project documents to docs.</w:t>
+            </w:r>
+          </w:p>
+        </w:tc>
+      </w:tr>
+      <w:tr>
+        <w:tc>
+          <w:tcPr>
+            <w:tcW w:type="dxa" w:w="1800"/>
+          </w:tcPr>
+          <w:p>
+            <w:r>
+              <w:t>2.1</w:t>
+            </w:r>
+          </w:p>
+        </w:tc>
+        <w:tc>
+          <w:tcPr>
+            <w:tcW w:type="dxa" w:w="4392"/>
+          </w:tcPr>
+          <w:p>
+            <w:r>
+              <w:t>4 Oct 2026</w:t>
+            </w:r>
+          </w:p>
+        </w:tc>
+        <w:tc>
+          <w:tcPr>
+            <w:tcW w:type="dxa" w:w="3557"/>
+          </w:tcPr>
+          <w:p>
+            <w:r>
+              <w:t>DCR-2026-10-03-013 approved NZD, pricing, taxonomy, legacy migration and lifecycle contract; implementation remains planned. Suggest implementation next step, chat 01a10129-b110-7792-8a7d-a86eb94c0cad; proposal turn 01a10151-ca33-75e3-88ca-394c0f0bd3c4; human approval turn 01a10153-c8c8-7502-bc16-f14816018ea1, message 01a10153-cdab-7360-91a4-d862abb4beb9: approve.</w:t>
             </w:r>
           </w:p>
         </w:tc>
@@ -2416,6 +2448,49 @@
         <w:t>Conflict resolution: latest foundation status supersedes older profile/cache gaps; latest MVP plan governs initial delivery inside the existing host; microservices design version 0.2 governs later extraction and acceptance finalisation. Historical source scope and old version history remain identifiable. Undecided operating policies are release dependencies, not silently assigned values.</w:t>
       </w:r>
     </w:p>
+    <w:p>
+      <w:pPr>
+        <w:pStyle w:val="Heading1"/>
+      </w:pPr>
+      <w:r>
+        <w:t>Approved S2 listing contract</w:t>
+      </w:r>
+    </w:p>
+    <w:p>
+      <w:r>
+        <w:t>POC production listings use NZD as the only accepted currency. Each new Need or Offering has pricingBasis fixed, hourly, free or negotiable. Amounts are decimal NZD and optional only for free or negotiable. Fixed represents the complete listing total; hourly represents the per-hour rate.</w:t>
+      </w:r>
+    </w:p>
+    <w:p>
+      <w:r>
+        <w:t>Numeric matching runs only when the Need and Offering have compatible currency and pricing basis. Hourly comparison requires a stated estimated-hours value.</w:t>
+      </w:r>
+    </w:p>
+    <w:p>
+      <w:r>
+        <w:t>Managed taxonomy version 1 accepts Home and Garden, Household Support, Technology, Learning and Creative. Skills remain a separate bounded allowlist.</w:t>
+      </w:r>
+    </w:p>
+    <w:p>
+      <w:r>
+        <w:t>An additive migration retains existing listings with pricingBasis legacyUnknown and null currency. They remain available in own activity but are excluded from new discovery and ranking until the owner explicitly edits and republishes them.</w:t>
+      </w:r>
+    </w:p>
+    <w:p>
+      <w:r>
+        <w:t>Listing statuses migrate explicitly to draft, published, paused and closed. Changes are owner-only and use an integer revision for stale-write conflicts. Published listings may be paused or closed. Closed listings cannot be reopened through the POC API.</w:t>
+      </w:r>
+    </w:p>
+    <w:p>
+      <w:r>
+        <w:t>DCR-013 is an approved contract, not evidence of delivered S2 behaviour. It resolves the previously undecided POC currency, pricing basis, taxonomy and listing lifecycle choices only. All other unresolved operating policies and release gates remain unchanged. Implementation and acceptance checks described here are outstanding.</w:t>
+      </w:r>
+    </w:p>
+    <w:p>
+      <w:r>
+        <w:t>Approval and source: Suggest implementation next step, chat 01a10129-b110-7792-8a7d-a86eb94c0cad; proposal turn 01a10151-ca33-75e3-88ca-394c0f0bd3c4; human approval turn 01a10153-c8c8-7502-bc16-f14816018ea1, message 01a10153-cdab-7360-91a4-d862abb4beb9: approve.</w:t>
+      </w:r>
+    </w:p>
     <w:sectPr>
       <w:footerReference w:type="default" r:id="rId9"/>
       <w:pgSz w:w="11909" w:h="16834"/>
